--- a/video-film-editing/output/05 3.3b Nota Pembelajaran (Kertas Penerangan)/CU C01-C05/3.3b-07 Nota Pembelajaran C02-W02 Convert recorded materials, footage (IT-072).docx
+++ b/video-film-editing/output/05 3.3b Nota Pembelajaran (Kertas Penerangan)/CU C01-C05/3.3b-07 Nota Pembelajaran C02-W02 Convert recorded materials, footage (IT-072).docx
@@ -693,31 +693,7 @@
     </w:p>
     <w:p>
       <w:r>
-        <w:t>Nota Pembelajaran ini bertujuan untuk membolehkan Bakat memahami jenis-jenis format penyuntingan, spesifikasi perisian/perkakasan, dan jenis mampatan footage supaya proses penukaran (konversi) bahan rakaman dapat dilaksanakan dengan tepat mengikut keperluan projek. Selepas melengkapkan nota ini, Bakat akan dapat:</w:t>
-      </w:r>
-    </w:p>
-    <w:p>
-      <w:pPr>
-        <w:pStyle w:val="ListParagraph"/>
-      </w:pPr>
-      <w:r>
-        <w:t>• Menentukan format editing mengikut keperluan projek.</w:t>
-      </w:r>
-    </w:p>
-    <w:p>
-      <w:pPr>
-        <w:pStyle w:val="ListParagraph"/>
-      </w:pPr>
-      <w:r>
-        <w:t>• Menukar footage kepada fail video mengikut format editing yang ditetapkan.</w:t>
-      </w:r>
-    </w:p>
-    <w:p>
-      <w:pPr>
-        <w:pStyle w:val="ListParagraph"/>
-      </w:pPr>
-      <w:r>
-        <w:t>• Membentangkan footage yang telah ditukar mengikut keperluan format.</w:t>
+        <w:t>Nota Pembelajaran ini bertujuan untuk membolehkan Bakat memahami jenis-jenis format penyuntingan, spesifikasi perisian/perkakasan, dan jenis mampatan footage, merangkumi Bab 1 Type of Editing Format, Bab 2 Software and Hardware Specification dan Bab 3 Type of Compression Footages, kerana ketepatan penentuan format dan mampatan pada peringkat ini menentukan kualiti visual, kecekapan storan dan kelancaran proses penyuntingan seterusnya mengikut keperluan projek.</w:t>
       </w:r>
     </w:p>
     <w:p/>
@@ -736,6 +712,61 @@
           <w:sz w:val="36"/>
         </w:rPr>
         <w:t>Bab 1: Type of Editing Format (4K, 2K, HD, SD)</w:t>
+      </w:r>
+    </w:p>
+    <w:p>
+      <w:r>
+        <w:rPr>
+          <w:b/>
+          <w:sz w:val="26"/>
+        </w:rPr>
+        <w:t>Objektif Pembelajaran</w:t>
+      </w:r>
+    </w:p>
+    <w:p>
+      <w:r>
+        <w:t>Selepas mempelajari topik ini, pelatih dapat:</w:t>
+      </w:r>
+    </w:p>
+    <w:p>
+      <w:pPr>
+        <w:pStyle w:val="ListParagraph"/>
+      </w:pPr>
+      <w:r>
+        <w:t>• Mengenal pasti jenis-jenis format editing dan resolusi lazimnya.</w:t>
+      </w:r>
+    </w:p>
+    <w:p>
+      <w:pPr>
+        <w:pStyle w:val="ListParagraph"/>
+      </w:pPr>
+      <w:r>
+        <w:t>• Menentukan format editing yang sesuai berdasarkan keperluan output projek.</w:t>
+      </w:r>
+    </w:p>
+    <w:p>
+      <w:pPr>
+        <w:pStyle w:val="ListParagraph"/>
+      </w:pPr>
+      <w:r>
+        <w:t>• Menjelaskan kesan format resolusi terhadap storan dan proses editing.</w:t>
+      </w:r>
+    </w:p>
+    <w:p>
+      <w:pPr>
+        <w:pStyle w:val="ListParagraph"/>
+      </w:pPr>
+      <w:r>
+        <w:t>• Memberikan contoh amalan studio dalam pengurusan fail proxy.</w:t>
+      </w:r>
+    </w:p>
+    <w:p>
+      <w:r>
+        <w:rPr>
+          <w:b/>
+          <w:sz w:val="26"/>
+        </w:rPr>
+        <w:t>1. Jenis Format dan Resolusi</w:t>
       </w:r>
     </w:p>
     <w:p>
@@ -909,7 +940,7 @@
           </w:tcPr>
           <w:p>
             <w:r>
-              <w:t>Filem sinema, siaran premium, kandungan masa depan-tahan (*future-proof*)</w:t>
+              <w:t>Filem sinema, siaran premium, kandungan *future-proof*</w:t>
             </w:r>
           </w:p>
         </w:tc>
@@ -917,12 +948,44 @@
     </w:tbl>
     <w:p>
       <w:r>
+        <w:rPr>
+          <w:b/>
+          <w:sz w:val="26"/>
+        </w:rPr>
+        <w:t>2. Penentuan Format Mengikut Keperluan Output</w:t>
+      </w:r>
+    </w:p>
+    <w:p>
+      <w:r>
         <w:t>Pemilihan format editing bergantung kepada spesifikasi output akhir yang ditetapkan pelanggan (contohnya iklan TV memerlukan HD, manakala filem cereka untuk tayangan pawagam mungkin memerlukan 2K/4K). Editor perlu mengenal pasti format sumber (dari kamera) dan membandingkannya dengan format output projek — jika berbeza, proses *up-conversion* atau *down-conversion* diperlukan sebelum penyuntingan bermula.</w:t>
       </w:r>
     </w:p>
     <w:p>
       <w:r>
-        <w:t>Kesan format terhadap proses editing: format resolusi tinggi (4K) memerlukan storan dan kuasa pemprosesan komputer yang lebih besar, justeru sesetengah studio menggunakan fail *proxy* beresolusi rendah semasa proses offline edit, dan hanya kembali ke fail resolusi asal (*online conform*) semasa peringkat akhir (rujuk CU C05).</w:t>
+        <w:rPr>
+          <w:b/>
+          <w:sz w:val="26"/>
+        </w:rPr>
+        <w:t>3. Amalan Studio: Fail Proxy</w:t>
+      </w:r>
+    </w:p>
+    <w:p>
+      <w:r>
+        <w:t>Format resolusi tinggi (4K) memerlukan storan dan kuasa pemprosesan komputer yang lebih besar, justeru sesetengah studio menggunakan fail *proxy* beresolusi rendah semasa proses *offline edit*, dan hanya kembali ke fail resolusi asal (*online conform*) semasa peringkat akhir (rujuk CU C05).</w:t>
+      </w:r>
+    </w:p>
+    <w:p>
+      <w:r>
+        <w:rPr>
+          <w:b/>
+          <w:sz w:val="26"/>
+        </w:rPr>
+        <w:t>4. Rumusan</w:t>
+      </w:r>
+    </w:p>
+    <w:p>
+      <w:r>
+        <w:t>Pemilihan format editing mesti sepadan dengan spesifikasi output projek. Studio moden mengurus had storan/pemprosesan dengan menggunakan proxy semasa offline edit sebelum kembali ke fail asal semasa online conform.</w:t>
       </w:r>
     </w:p>
     <w:p>
@@ -936,12 +999,16 @@
     </w:p>
     <w:p>
       <w:r>
-        <w:t>Spesifikasi perisian dan perkakasan mesti sepadan dengan format editing yang dipilih agar proses penukaran dan penyuntingan berjalan lancar tanpa gangguan seperti *frame drop* atau *lag* pratonton.</w:t>
+        <w:rPr>
+          <w:b/>
+          <w:sz w:val="26"/>
+        </w:rPr>
+        <w:t>Objektif Pembelajaran</w:t>
       </w:r>
     </w:p>
     <w:p>
       <w:r>
-        <w:t>Perkara yang perlu disemak oleh Editor:</w:t>
+        <w:t>Selepas mempelajari topik ini, pelatih dapat:</w:t>
       </w:r>
     </w:p>
     <w:p>
@@ -949,7 +1016,7 @@
         <w:pStyle w:val="ListParagraph"/>
       </w:pPr>
       <w:r>
-        <w:t>• Perisian NLE (Non-Linear Editing) — contohnya Adobe Premiere Pro, Avid Media Composer, DaVinci Resolve — setiap satu menyokong format *codec* yang berbeza; Editor perlu mengesahkan *codec* rakaman (contohnya H.264, ProRes, DNxHD) disokong oleh perisian yang digunakan.</w:t>
+        <w:t>• Mengenal pasti spesifikasi perisian NLE yang menyokong pelbagai *codec*.</w:t>
       </w:r>
     </w:p>
     <w:p>
@@ -957,7 +1024,7 @@
         <w:pStyle w:val="ListParagraph"/>
       </w:pPr>
       <w:r>
-        <w:t>• Keupayaan kad grafik (GPU) — pemprosesan 4K/HDR memerlukan GPU berprestasi tinggi untuk pratonton lancar (*real-time playback*) tanpa perlu *render* setiap kali.</w:t>
+        <w:t>• Menyenaraikan keperluan perkakasan utama untuk footage resolusi tinggi.</w:t>
       </w:r>
     </w:p>
     <w:p>
@@ -965,20 +1032,157 @@
         <w:pStyle w:val="ListParagraph"/>
       </w:pPr>
       <w:r>
-        <w:t>• Kapasiti storan dan kelajuan baca/tulis — pemacu SSD berkelajuan tinggi (NVMe) disyorkan untuk footage resolusi tinggi bagi mengelakkan kelewatan semasa *scrubbing* timeline.</w:t>
+        <w:t>• Menentukan tindakan Editor apabila peralatan studio tidak mencukupi.</w:t>
       </w:r>
     </w:p>
     <w:p>
-      <w:pPr>
-        <w:pStyle w:val="ListParagraph"/>
-      </w:pPr>
       <w:r>
-        <w:t>• RAM dan pemproses (CPU) — mempengaruhi kelajuan *encoding/transcoding* semasa proses penukaran format.</w:t>
+        <w:rPr>
+          <w:b/>
+          <w:sz w:val="26"/>
+        </w:rPr>
+        <w:t>1. Perisian NLE (Non-Linear Editing)</w:t>
+      </w:r>
+    </w:p>
+    <w:p>
+      <w:r>
+        <w:t>Spesifikasi perisian dan perkakasan mesti sepadan dengan format editing yang dipilih agar proses penukaran dan penyuntingan berjalan lancar tanpa gangguan seperti *frame drop* atau *lag* pratonton. Perisian seperti Adobe Premiere Pro, Avid Media Composer, dan DaVinci Resolve menyokong *codec* yang berbeza; Editor perlu mengesahkan *codec* rakaman (contohnya H.264, ProRes, DNxHD) disokong oleh perisian yang digunakan.</w:t>
+      </w:r>
+    </w:p>
+    <w:p>
+      <w:r>
+        <w:rPr>
+          <w:b/>
+          <w:sz w:val="26"/>
+        </w:rPr>
+        <w:t>2. Keperluan Perkakasan</w:t>
+      </w:r>
+    </w:p>
+    <w:tbl>
+      <w:tblPr>
+        <w:tblStyle w:val="TableGrid"/>
+        <w:tblW w:type="auto" w:w="0"/>
+        <w:tblLook w:firstColumn="1" w:firstRow="1" w:lastColumn="0" w:lastRow="0" w:noHBand="0" w:noVBand="1" w:val="04A0"/>
+      </w:tblPr>
+      <w:tblGrid>
+        <w:gridCol w:w="4656"/>
+        <w:gridCol w:w="4656"/>
+      </w:tblGrid>
+      <w:tr>
+        <w:tc>
+          <w:tcPr>
+            <w:tcW w:type="dxa" w:w="4656"/>
+          </w:tcPr>
+          <w:p>
+            <w:r>
+              <w:t>Komponen</w:t>
+            </w:r>
+          </w:p>
+        </w:tc>
+        <w:tc>
+          <w:tcPr>
+            <w:tcW w:type="dxa" w:w="4656"/>
+          </w:tcPr>
+          <w:p>
+            <w:r>
+              <w:t>Kepentingan bagi Proses Editing</w:t>
+            </w:r>
+          </w:p>
+        </w:tc>
+      </w:tr>
+      <w:tr>
+        <w:tc>
+          <w:tcPr>
+            <w:tcW w:type="dxa" w:w="4656"/>
+          </w:tcPr>
+          <w:p>
+            <w:r>
+              <w:t>GPU (kad grafik)</w:t>
+            </w:r>
+          </w:p>
+        </w:tc>
+        <w:tc>
+          <w:tcPr>
+            <w:tcW w:type="dxa" w:w="4656"/>
+          </w:tcPr>
+          <w:p>
+            <w:r>
+              <w:t>Pemprosesan 4K/HDR memerlukan GPU berprestasi tinggi untuk pratonton lancar (*real-time playback*) tanpa perlu *render* setiap kali</w:t>
+            </w:r>
+          </w:p>
+        </w:tc>
+      </w:tr>
+      <w:tr>
+        <w:tc>
+          <w:tcPr>
+            <w:tcW w:type="dxa" w:w="4656"/>
+          </w:tcPr>
+          <w:p>
+            <w:r>
+              <w:t>Storan (SSD/NVMe)</w:t>
+            </w:r>
+          </w:p>
+        </w:tc>
+        <w:tc>
+          <w:tcPr>
+            <w:tcW w:type="dxa" w:w="4656"/>
+          </w:tcPr>
+          <w:p>
+            <w:r>
+              <w:t>Kelajuan baca/tulis tinggi mengelakkan kelewatan semasa *scrubbing* timeline</w:t>
+            </w:r>
+          </w:p>
+        </w:tc>
+      </w:tr>
+      <w:tr>
+        <w:tc>
+          <w:tcPr>
+            <w:tcW w:type="dxa" w:w="4656"/>
+          </w:tcPr>
+          <w:p>
+            <w:r>
+              <w:t>RAM dan CPU</w:t>
+            </w:r>
+          </w:p>
+        </w:tc>
+        <w:tc>
+          <w:tcPr>
+            <w:tcW w:type="dxa" w:w="4656"/>
+          </w:tcPr>
+          <w:p>
+            <w:r>
+              <w:t>Mempengaruhi kelajuan *encoding/transcoding* semasa proses penukaran format</w:t>
+            </w:r>
+          </w:p>
+        </w:tc>
+      </w:tr>
+    </w:tbl>
+    <w:p>
+      <w:r>
+        <w:rPr>
+          <w:b/>
+          <w:sz w:val="26"/>
+        </w:rPr>
+        <w:t>3. Tanggungjawab Editor terhadap Kecukupan Peralatan</w:t>
       </w:r>
     </w:p>
     <w:p>
       <w:r>
         <w:t>Editor bertanggungjawab mengenal pasti sama ada peralatan sedia ada di studio mencukupi untuk projek semasa, dan melaporkan kepada Producer/IT jika terdapat keperluan *upgrade* sebelum proses konversi bermula.</w:t>
+      </w:r>
+    </w:p>
+    <w:p>
+      <w:r>
+        <w:rPr>
+          <w:b/>
+          <w:sz w:val="26"/>
+        </w:rPr>
+        <w:t>4. Rumusan</w:t>
+      </w:r>
+    </w:p>
+    <w:p>
+      <w:r>
+        <w:t>Kesepadanan perisian dan perkakasan dengan format editing yang dipilih menentukan kelancaran proses konversi. Editor perlu proaktif melaporkan kekurangan peralatan sebelum konversi bermula bagi mengelakkan gangguan semasa penyuntingan.</w:t>
       </w:r>
     </w:p>
     <w:p>
@@ -992,15 +1196,16 @@
     </w:p>
     <w:p>
       <w:r>
-        <w:t>Mampatan (*compression*) merujuk kepada kaedah mengurangkan saiz fail video dengan membuang atau memampatkan data, dengan tiga kategori utama:</w:t>
+        <w:rPr>
+          <w:b/>
+          <w:sz w:val="26"/>
+        </w:rPr>
+        <w:t>Objektif Pembelajaran</w:t>
       </w:r>
     </w:p>
     <w:p>
-      <w:pPr>
-        <w:pStyle w:val="ListParagraph"/>
-      </w:pPr>
       <w:r>
-        <w:t>• Uncompressed — tiada mampatan langsung; kualiti tertinggi tetapi saiz fail sangat besar (contohnya format RAW dari kamera sinema). Sesuai untuk peringkat *online edit*/*colour grading* akhir yang memerlukan ketepatan warna maksimum.</w:t>
+        <w:t>Selepas mempelajari topik ini, pelatih dapat:</w:t>
       </w:r>
     </w:p>
     <w:p>
@@ -1008,7 +1213,7 @@
         <w:pStyle w:val="ListParagraph"/>
       </w:pPr>
       <w:r>
-        <w:t>• High Resolution (Low Compression) — contohnya ProRes 422 HQ, DNxHR HQ; mengekalkan kualiti tinggi dengan saiz fail lebih terurus berbanding uncompressed. Lazim digunakan untuk *master* editing.</w:t>
+        <w:t>• Membezakan tiga kategori mampatan footage.</w:t>
       </w:r>
     </w:p>
     <w:p>
@@ -1016,7 +1221,29 @@
         <w:pStyle w:val="ListParagraph"/>
       </w:pPr>
       <w:r>
-        <w:t>• Low Resolution (High Compression) — contohnya fail *proxy* H.264 beresolusi 1/4 atau 1/2 daripada asal; saiz kecil, mudah diedit pada komputer berkuasa rendah, tetapi kualiti visual menurun — digunakan semasa *offline edit* sahaja.</w:t>
+        <w:t>• Menentukan jenis mampatan yang sesuai mengikut peringkat kerja (offline/online).</w:t>
+      </w:r>
+    </w:p>
+    <w:p>
+      <w:pPr>
+        <w:pStyle w:val="ListParagraph"/>
+      </w:pPr>
+      <w:r>
+        <w:t>• Menjelaskan kelebihan dan kekurangan setiap jenis mampatan.</w:t>
+      </w:r>
+    </w:p>
+    <w:p>
+      <w:r>
+        <w:rPr>
+          <w:b/>
+          <w:sz w:val="26"/>
+        </w:rPr>
+        <w:t>1. Kategori Mampatan</w:t>
+      </w:r>
+    </w:p>
+    <w:p>
+      <w:r>
+        <w:t>Mampatan (*compression*) merujuk kepada kaedah mengurangkan saiz fail video dengan membuang atau memampatkan data:</w:t>
       </w:r>
     </w:p>
     <w:tbl>
@@ -1026,14 +1253,15 @@
         <w:tblLook w:firstColumn="1" w:firstRow="1" w:lastColumn="0" w:lastRow="0" w:noHBand="0" w:noVBand="1" w:val="04A0"/>
       </w:tblPr>
       <w:tblGrid>
-        <w:gridCol w:w="3104"/>
-        <w:gridCol w:w="3104"/>
-        <w:gridCol w:w="3104"/>
+        <w:gridCol w:w="2328"/>
+        <w:gridCol w:w="2328"/>
+        <w:gridCol w:w="2328"/>
+        <w:gridCol w:w="2328"/>
       </w:tblGrid>
       <w:tr>
         <w:tc>
           <w:tcPr>
-            <w:tcW w:type="dxa" w:w="3104"/>
+            <w:tcW w:type="dxa" w:w="2328"/>
           </w:tcPr>
           <w:p>
             <w:r>
@@ -1043,7 +1271,17 @@
         </w:tc>
         <w:tc>
           <w:tcPr>
-            <w:tcW w:type="dxa" w:w="3104"/>
+            <w:tcW w:type="dxa" w:w="2328"/>
+          </w:tcPr>
+          <w:p>
+            <w:r>
+              <w:t>Contoh Format</w:t>
+            </w:r>
+          </w:p>
+        </w:tc>
+        <w:tc>
+          <w:tcPr>
+            <w:tcW w:type="dxa" w:w="2328"/>
           </w:tcPr>
           <w:p>
             <w:r>
@@ -1053,7 +1291,7 @@
         </w:tc>
         <w:tc>
           <w:tcPr>
-            <w:tcW w:type="dxa" w:w="3104"/>
+            <w:tcW w:type="dxa" w:w="2328"/>
           </w:tcPr>
           <w:p>
             <w:r>
@@ -1065,7 +1303,7 @@
       <w:tr>
         <w:tc>
           <w:tcPr>
-            <w:tcW w:type="dxa" w:w="3104"/>
+            <w:tcW w:type="dxa" w:w="2328"/>
           </w:tcPr>
           <w:p>
             <w:r>
@@ -1075,7 +1313,17 @@
         </w:tc>
         <w:tc>
           <w:tcPr>
-            <w:tcW w:type="dxa" w:w="3104"/>
+            <w:tcW w:type="dxa" w:w="2328"/>
+          </w:tcPr>
+          <w:p>
+            <w:r>
+              <w:t>RAW kamera sinema</w:t>
+            </w:r>
+          </w:p>
+        </w:tc>
+        <w:tc>
+          <w:tcPr>
+            <w:tcW w:type="dxa" w:w="2328"/>
           </w:tcPr>
           <w:p>
             <w:r>
@@ -1085,7 +1333,7 @@
         </w:tc>
         <w:tc>
           <w:tcPr>
-            <w:tcW w:type="dxa" w:w="3104"/>
+            <w:tcW w:type="dxa" w:w="2328"/>
           </w:tcPr>
           <w:p>
             <w:r>
@@ -1097,7 +1345,7 @@
       <w:tr>
         <w:tc>
           <w:tcPr>
-            <w:tcW w:type="dxa" w:w="3104"/>
+            <w:tcW w:type="dxa" w:w="2328"/>
           </w:tcPr>
           <w:p>
             <w:r>
@@ -1107,17 +1355,27 @@
         </w:tc>
         <w:tc>
           <w:tcPr>
-            <w:tcW w:type="dxa" w:w="3104"/>
+            <w:tcW w:type="dxa" w:w="2328"/>
           </w:tcPr>
           <w:p>
             <w:r>
-              <w:t>Kualiti tinggi, saiz terurus</w:t>
+              <w:t>ProRes 422 HQ, DNxHR HQ</w:t>
             </w:r>
           </w:p>
         </w:tc>
         <w:tc>
           <w:tcPr>
-            <w:tcW w:type="dxa" w:w="3104"/>
+            <w:tcW w:type="dxa" w:w="2328"/>
+          </w:tcPr>
+          <w:p>
+            <w:r>
+              <w:t>Kualiti tinggi, saiz terurus, sesuai untuk *master editing*</w:t>
+            </w:r>
+          </w:p>
+        </w:tc>
+        <w:tc>
+          <w:tcPr>
+            <w:tcW w:type="dxa" w:w="2328"/>
           </w:tcPr>
           <w:p>
             <w:r>
@@ -1129,7 +1387,7 @@
       <w:tr>
         <w:tc>
           <w:tcPr>
-            <w:tcW w:type="dxa" w:w="3104"/>
+            <w:tcW w:type="dxa" w:w="2328"/>
           </w:tcPr>
           <w:p>
             <w:r>
@@ -1139,7 +1397,17 @@
         </w:tc>
         <w:tc>
           <w:tcPr>
-            <w:tcW w:type="dxa" w:w="3104"/>
+            <w:tcW w:type="dxa" w:w="2328"/>
+          </w:tcPr>
+          <w:p>
+            <w:r>
+              <w:t>H.264 1/4 atau 1/2 resolusi asal</w:t>
+            </w:r>
+          </w:p>
+        </w:tc>
+        <w:tc>
+          <w:tcPr>
+            <w:tcW w:type="dxa" w:w="2328"/>
           </w:tcPr>
           <w:p>
             <w:r>
@@ -1149,7 +1417,7 @@
         </w:tc>
         <w:tc>
           <w:tcPr>
-            <w:tcW w:type="dxa" w:w="3104"/>
+            <w:tcW w:type="dxa" w:w="2328"/>
           </w:tcPr>
           <w:p>
             <w:r>
@@ -1161,7 +1429,30 @@
     </w:tbl>
     <w:p>
       <w:r>
+        <w:rPr>
+          <w:b/>
+          <w:sz w:val="26"/>
+        </w:rPr>
+        <w:t>2. Pemilihan Mampatan Mengikut Peringkat Kerja</w:t>
+      </w:r>
+    </w:p>
+    <w:p>
+      <w:r>
         <w:t>Editor perlu menentukan jenis mampatan yang sesuai berdasarkan peringkat kerja (offline vs online) dan keupayaan perkakasan studio, kemudian menukar (*convert*) footage asal kepada format yang dipilih mengikut keperluan projek sebelum proses digitisasi/log dijalankan (rujuk WA3 dan WA1).</w:t>
+      </w:r>
+    </w:p>
+    <w:p>
+      <w:r>
+        <w:rPr>
+          <w:b/>
+          <w:sz w:val="26"/>
+        </w:rPr>
+        <w:t>3. Rumusan</w:t>
+      </w:r>
+    </w:p>
+    <w:p>
+      <w:r>
+        <w:t>Uncompressed digunakan untuk kualiti maksimum semasa online edit, high resolution untuk master editing, dan low resolution (proxy) untuk offline edit yang pantas. Pemilihan yang tepat mengimbangi kualiti visual dengan kecekapan storan dan prestasi komputer.</w:t>
       </w:r>
     </w:p>
     <w:p>

--- a/video-film-editing/output/05 3.3b Nota Pembelajaran (Kertas Penerangan)/CU C01-C05/3.3b-07 Nota Pembelajaran C02-W02 Convert recorded materials, footage (IT-072).docx
+++ b/video-film-editing/output/05 3.3b Nota Pembelajaran (Kertas Penerangan)/CU C01-C05/3.3b-07 Nota Pembelajaran C02-W02 Convert recorded materials, footage (IT-072).docx
@@ -4,8 +4,9 @@
   <w:body>
     <w:tbl>
       <w:tblPr>
+        <w:tblStyle w:val="TableGrid"/>
         <w:tblW w:w="9699" w:type="dxa"/>
-        <w:tblLayout w:type="fixed"/>
+        <w:tblLayout w:type="autofit"/>
         <w:tblLook w:val="0000" w:firstRow="0" w:lastRow="0" w:firstColumn="0" w:lastColumn="0" w:noHBand="0" w:noVBand="0"/>
       </w:tblPr>
       <w:tblGrid>
@@ -17,6 +18,8 @@
       <w:tr>
         <w:trPr>
           <w:trHeight w:val="3230"/>
+          <w:tblHeader w:val="true"/>
+          <w:cantSplit w:val="true"/>
         </w:trPr>
         <w:tc>
           <w:tcPr>
@@ -26,6 +29,13 @@
               <w:left w:val="single" w:sz="4" w:space="0" w:color="auto"/>
               <w:bottom w:val="single" w:sz="4" w:space="0" w:color="000000"/>
             </w:tcBorders>
+            <w:tcMar>
+              <w:top w:w="57" w:type="dxa"/>
+              <w:left w:w="57" w:type="dxa"/>
+              <w:bottom w:w="57" w:type="dxa"/>
+              <w:right w:w="57" w:type="dxa"/>
+            </w:tcMar>
+            <w:shd w:val="clear" w:color="auto" w:fill="D9D9D9"/>
           </w:tcPr>
           <w:p>
             <w:pPr>
@@ -60,6 +70,27 @@
               <w:bottom w:val="single" w:sz="4" w:space="0" w:color="000000"/>
               <w:right w:val="single" w:sz="4" w:space="0" w:color="auto"/>
             </w:tcBorders>
+            <w:tcMar>
+              <w:top w:w="57" w:type="dxa"/>
+              <w:left w:w="57" w:type="dxa"/>
+              <w:bottom w:w="57" w:type="dxa"/>
+              <w:right w:w="57" w:type="dxa"/>
+            </w:tcMar>
+            <w:shd w:val="clear" w:color="auto" w:fill="D9D9D9"/>
+            <w:tcMar>
+              <w:top w:w="57" w:type="dxa"/>
+              <w:left w:w="57" w:type="dxa"/>
+              <w:bottom w:w="57" w:type="dxa"/>
+              <w:right w:w="57" w:type="dxa"/>
+            </w:tcMar>
+            <w:shd w:val="clear" w:color="auto" w:fill="D9D9D9"/>
+            <w:tcMar>
+              <w:top w:w="57" w:type="dxa"/>
+              <w:left w:w="57" w:type="dxa"/>
+              <w:bottom w:w="57" w:type="dxa"/>
+              <w:right w:w="57" w:type="dxa"/>
+            </w:tcMar>
+            <w:shd w:val="clear" w:color="auto" w:fill="D9D9D9"/>
           </w:tcPr>
           <w:p>
             <w:pPr>
@@ -71,7 +102,11 @@
             </w:pPr>
             <w:r>
               <w:rPr>
+                <w:rFonts w:ascii="Arial" w:hAnsi="Arial" w:cs="Arial"/>
+                <w:b/>
                 <w:noProof/>
+                <w:color w:val="000000"/>
+                <w:sz w:val="20"/>
               </w:rPr>
               <w:pict w14:anchorId="1A6FD23B">
                 <v:shapetype id="_x0000_t202" coordsize="21600,21600" o:spt="202" path="m,l,21600r21600,l21600,xe">
@@ -259,6 +294,7 @@
       <w:tr>
         <w:trPr>
           <w:trHeight w:val="971"/>
+          <w:cantSplit w:val="true"/>
         </w:trPr>
         <w:tc>
           <w:tcPr>
@@ -269,6 +305,12 @@
               <w:bottom w:val="single" w:sz="4" w:space="0" w:color="000000"/>
             </w:tcBorders>
             <w:vAlign w:val="center"/>
+            <w:tcMar>
+              <w:top w:w="57" w:type="dxa"/>
+              <w:left w:w="57" w:type="dxa"/>
+              <w:bottom w:w="57" w:type="dxa"/>
+              <w:right w:w="57" w:type="dxa"/>
+            </w:tcMar>
           </w:tcPr>
           <w:p>
             <w:pPr>
@@ -284,6 +326,8 @@
               <w:rPr>
                 <w:rFonts w:ascii="Arial" w:eastAsia="Arial" w:hAnsi="Arial" w:cs="Arial"/>
                 <w:b/>
+                <w:color w:val="000000"/>
+                <w:sz w:val="20"/>
               </w:rPr>
               <w:t xml:space="preserve">KOD NAMA DAN PROGRAM / </w:t>
             </w:r>
@@ -291,6 +335,8 @@
               <w:rPr>
                 <w:rFonts w:ascii="Arial" w:eastAsia="Arial" w:hAnsi="Arial" w:cs="Arial"/>
                 <w:i/>
+                <w:color w:val="000000"/>
+                <w:sz w:val="20"/>
               </w:rPr>
               <w:t>PROGRAM CODE AND NAME</w:t>
             </w:r>
@@ -307,9 +353,32 @@
               <w:right w:val="single" w:sz="4" w:space="0" w:color="auto"/>
             </w:tcBorders>
             <w:vAlign w:val="center"/>
+            <w:tcMar>
+              <w:top w:w="57" w:type="dxa"/>
+              <w:left w:w="57" w:type="dxa"/>
+              <w:bottom w:w="57" w:type="dxa"/>
+              <w:right w:w="57" w:type="dxa"/>
+            </w:tcMar>
+            <w:tcMar>
+              <w:top w:w="57" w:type="dxa"/>
+              <w:left w:w="57" w:type="dxa"/>
+              <w:bottom w:w="57" w:type="dxa"/>
+              <w:right w:w="57" w:type="dxa"/>
+            </w:tcMar>
+            <w:tcMar>
+              <w:top w:w="57" w:type="dxa"/>
+              <w:left w:w="57" w:type="dxa"/>
+              <w:bottom w:w="57" w:type="dxa"/>
+              <w:right w:w="57" w:type="dxa"/>
+            </w:tcMar>
           </w:tcPr>
           <w:p>
             <w:r>
+              <w:rPr>
+                <w:rFonts w:ascii="Arial" w:hAnsi="Arial" w:cs="Arial"/>
+                <w:color w:val="000000"/>
+                <w:sz w:val="20"/>
+              </w:rPr>
               <w:t>IT-072-3:2012 VIDEO / FILM (EDITING)</w:t>
             </w:r>
           </w:p>
@@ -318,6 +387,7 @@
       <w:tr>
         <w:trPr>
           <w:trHeight w:val="1160"/>
+          <w:cantSplit w:val="true"/>
         </w:trPr>
         <w:tc>
           <w:tcPr>
@@ -328,6 +398,12 @@
               <w:bottom w:val="single" w:sz="4" w:space="0" w:color="000000"/>
             </w:tcBorders>
             <w:vAlign w:val="center"/>
+            <w:tcMar>
+              <w:top w:w="57" w:type="dxa"/>
+              <w:left w:w="57" w:type="dxa"/>
+              <w:bottom w:w="57" w:type="dxa"/>
+              <w:right w:w="57" w:type="dxa"/>
+            </w:tcMar>
           </w:tcPr>
           <w:p>
             <w:pPr>
@@ -360,12 +436,16 @@
               <w:rPr>
                 <w:rFonts w:ascii="Arial" w:eastAsia="Arial" w:hAnsi="Arial" w:cs="Arial"/>
                 <w:b/>
+                <w:color w:val="000000"/>
+                <w:sz w:val="20"/>
               </w:rPr>
               <w:t xml:space="preserve">TAHAP / </w:t>
             </w:r>
             <w:r>
               <w:rPr>
                 <w:rFonts w:ascii="Arial" w:eastAsia="Arial" w:hAnsi="Arial" w:cs="Arial"/>
+                <w:color w:val="000000"/>
+                <w:sz w:val="20"/>
               </w:rPr>
               <w:t>LEVEL</w:t>
             </w:r>
@@ -382,9 +462,32 @@
               <w:right w:val="single" w:sz="4" w:space="0" w:color="auto"/>
             </w:tcBorders>
             <w:vAlign w:val="center"/>
+            <w:tcMar>
+              <w:top w:w="57" w:type="dxa"/>
+              <w:left w:w="57" w:type="dxa"/>
+              <w:bottom w:w="57" w:type="dxa"/>
+              <w:right w:w="57" w:type="dxa"/>
+            </w:tcMar>
+            <w:tcMar>
+              <w:top w:w="57" w:type="dxa"/>
+              <w:left w:w="57" w:type="dxa"/>
+              <w:bottom w:w="57" w:type="dxa"/>
+              <w:right w:w="57" w:type="dxa"/>
+            </w:tcMar>
+            <w:tcMar>
+              <w:top w:w="57" w:type="dxa"/>
+              <w:left w:w="57" w:type="dxa"/>
+              <w:bottom w:w="57" w:type="dxa"/>
+              <w:right w:w="57" w:type="dxa"/>
+            </w:tcMar>
           </w:tcPr>
           <w:p>
             <w:r>
+              <w:rPr>
+                <w:rFonts w:ascii="Arial" w:hAnsi="Arial" w:cs="Arial"/>
+                <w:color w:val="000000"/>
+                <w:sz w:val="20"/>
+              </w:rPr>
               <w:t>3</w:t>
             </w:r>
           </w:p>
@@ -393,6 +496,7 @@
       <w:tr>
         <w:trPr>
           <w:trHeight w:val="1169"/>
+          <w:cantSplit w:val="true"/>
         </w:trPr>
         <w:tc>
           <w:tcPr>
@@ -403,6 +507,12 @@
               <w:bottom w:val="single" w:sz="4" w:space="0" w:color="000000"/>
             </w:tcBorders>
             <w:vAlign w:val="center"/>
+            <w:tcMar>
+              <w:top w:w="57" w:type="dxa"/>
+              <w:left w:w="57" w:type="dxa"/>
+              <w:bottom w:w="57" w:type="dxa"/>
+              <w:right w:w="57" w:type="dxa"/>
+            </w:tcMar>
           </w:tcPr>
           <w:p>
             <w:pPr>
@@ -437,6 +547,8 @@
               <w:rPr>
                 <w:rFonts w:ascii="Arial" w:eastAsia="Arial" w:hAnsi="Arial" w:cs="Arial"/>
                 <w:b/>
+                <w:color w:val="000000"/>
+                <w:sz w:val="20"/>
               </w:rPr>
               <w:t>NO DAN TAJUK UNIT KOMPETENSI /</w:t>
             </w:r>
@@ -444,6 +556,8 @@
               <w:rPr>
                 <w:rFonts w:ascii="Arial" w:eastAsia="Arial" w:hAnsi="Arial" w:cs="Arial"/>
                 <w:i/>
+                <w:color w:val="000000"/>
+                <w:sz w:val="20"/>
               </w:rPr>
               <w:t xml:space="preserve"> COMPETENCY UNIT CODE AND TITLE</w:t>
             </w:r>
@@ -460,9 +574,32 @@
               <w:right w:val="single" w:sz="4" w:space="0" w:color="auto"/>
             </w:tcBorders>
             <w:vAlign w:val="center"/>
+            <w:tcMar>
+              <w:top w:w="57" w:type="dxa"/>
+              <w:left w:w="57" w:type="dxa"/>
+              <w:bottom w:w="57" w:type="dxa"/>
+              <w:right w:w="57" w:type="dxa"/>
+            </w:tcMar>
+            <w:tcMar>
+              <w:top w:w="57" w:type="dxa"/>
+              <w:left w:w="57" w:type="dxa"/>
+              <w:bottom w:w="57" w:type="dxa"/>
+              <w:right w:w="57" w:type="dxa"/>
+            </w:tcMar>
+            <w:tcMar>
+              <w:top w:w="57" w:type="dxa"/>
+              <w:left w:w="57" w:type="dxa"/>
+              <w:bottom w:w="57" w:type="dxa"/>
+              <w:right w:w="57" w:type="dxa"/>
+            </w:tcMar>
           </w:tcPr>
           <w:p>
             <w:r>
+              <w:rPr>
+                <w:rFonts w:ascii="Arial" w:hAnsi="Arial" w:cs="Arial"/>
+                <w:color w:val="000000"/>
+                <w:sz w:val="20"/>
+              </w:rPr>
               <w:t>IT-072-3:2012-C02 / VISUAL EDITING PREPARATION</w:t>
             </w:r>
           </w:p>
@@ -471,6 +608,7 @@
       <w:tr>
         <w:trPr>
           <w:trHeight w:val="2910"/>
+          <w:cantSplit w:val="true"/>
         </w:trPr>
         <w:tc>
           <w:tcPr>
@@ -481,6 +619,12 @@
               <w:bottom w:val="single" w:sz="4" w:space="0" w:color="000000"/>
             </w:tcBorders>
             <w:vAlign w:val="center"/>
+            <w:tcMar>
+              <w:top w:w="57" w:type="dxa"/>
+              <w:left w:w="57" w:type="dxa"/>
+              <w:bottom w:w="57" w:type="dxa"/>
+              <w:right w:w="57" w:type="dxa"/>
+            </w:tcMar>
           </w:tcPr>
           <w:p>
             <w:pPr>
@@ -499,6 +643,8 @@
               <w:rPr>
                 <w:rFonts w:ascii="Arial" w:eastAsia="Arial" w:hAnsi="Arial" w:cs="Arial"/>
                 <w:b/>
+                <w:color w:val="000000"/>
+                <w:sz w:val="20"/>
               </w:rPr>
               <w:t xml:space="preserve">NO DAN PENYATAAN AKTIVITI / </w:t>
             </w:r>
@@ -506,6 +652,8 @@
               <w:rPr>
                 <w:rFonts w:ascii="Arial" w:eastAsia="Arial" w:hAnsi="Arial" w:cs="Arial"/>
                 <w:i/>
+                <w:color w:val="000000"/>
+                <w:sz w:val="20"/>
               </w:rPr>
               <w:t>WORK ACTIVITIES NO. AND STATEMENT</w:t>
             </w:r>
@@ -522,9 +670,32 @@
               <w:right w:val="single" w:sz="4" w:space="0" w:color="auto"/>
             </w:tcBorders>
             <w:vAlign w:val="center"/>
+            <w:tcMar>
+              <w:top w:w="57" w:type="dxa"/>
+              <w:left w:w="57" w:type="dxa"/>
+              <w:bottom w:w="57" w:type="dxa"/>
+              <w:right w:w="57" w:type="dxa"/>
+            </w:tcMar>
+            <w:tcMar>
+              <w:top w:w="57" w:type="dxa"/>
+              <w:left w:w="57" w:type="dxa"/>
+              <w:bottom w:w="57" w:type="dxa"/>
+              <w:right w:w="57" w:type="dxa"/>
+            </w:tcMar>
+            <w:tcMar>
+              <w:top w:w="57" w:type="dxa"/>
+              <w:left w:w="57" w:type="dxa"/>
+              <w:bottom w:w="57" w:type="dxa"/>
+              <w:right w:w="57" w:type="dxa"/>
+            </w:tcMar>
           </w:tcPr>
           <w:p>
             <w:r>
+              <w:rPr>
+                <w:rFonts w:ascii="Arial" w:hAnsi="Arial" w:cs="Arial"/>
+                <w:color w:val="000000"/>
+                <w:sz w:val="20"/>
+              </w:rPr>
               <w:t>IT-072-3:2012-C02-W02 / Convert recorded materials / footage</w:t>
             </w:r>
           </w:p>
@@ -533,6 +704,7 @@
       <w:tr>
         <w:trPr>
           <w:trHeight w:val="755"/>
+          <w:cantSplit w:val="true"/>
         </w:trPr>
         <w:tc>
           <w:tcPr>
@@ -543,6 +715,12 @@
               <w:bottom w:val="single" w:sz="4" w:space="0" w:color="auto"/>
             </w:tcBorders>
             <w:vAlign w:val="center"/>
+            <w:tcMar>
+              <w:top w:w="57" w:type="dxa"/>
+              <w:left w:w="57" w:type="dxa"/>
+              <w:bottom w:w="57" w:type="dxa"/>
+              <w:right w:w="57" w:type="dxa"/>
+            </w:tcMar>
           </w:tcPr>
           <w:p>
             <w:pPr>
@@ -576,6 +754,8 @@
               <w:rPr>
                 <w:rFonts w:ascii="Arial" w:eastAsia="Arial" w:hAnsi="Arial" w:cs="Arial"/>
                 <w:b/>
+                <w:color w:val="000000"/>
+                <w:sz w:val="20"/>
               </w:rPr>
               <w:t>NO</w:t>
             </w:r>
@@ -583,6 +763,8 @@
               <w:rPr>
                 <w:rFonts w:ascii="Arial" w:eastAsia="Arial" w:hAnsi="Arial" w:cs="Arial"/>
                 <w:b/>
+                <w:color w:val="000000"/>
+                <w:sz w:val="20"/>
               </w:rPr>
               <w:t>.</w:t>
             </w:r>
@@ -590,6 +772,8 @@
               <w:rPr>
                 <w:rFonts w:ascii="Arial" w:eastAsia="Arial" w:hAnsi="Arial" w:cs="Arial"/>
                 <w:b/>
+                <w:color w:val="000000"/>
+                <w:sz w:val="20"/>
               </w:rPr>
               <w:t xml:space="preserve"> KOD / </w:t>
             </w:r>
@@ -599,6 +783,8 @@
                 <w:bCs/>
                 <w:i/>
                 <w:iCs/>
+                <w:color w:val="000000"/>
+                <w:sz w:val="20"/>
               </w:rPr>
               <w:t>CODE N</w:t>
             </w:r>
@@ -608,6 +794,8 @@
                 <w:bCs/>
                 <w:i/>
                 <w:iCs/>
+                <w:color w:val="000000"/>
+                <w:sz w:val="20"/>
               </w:rPr>
               <w:t>O.</w:t>
             </w:r>
@@ -622,9 +810,20 @@
               <w:bottom w:val="single" w:sz="4" w:space="0" w:color="auto"/>
             </w:tcBorders>
             <w:vAlign w:val="center"/>
+            <w:tcMar>
+              <w:top w:w="57" w:type="dxa"/>
+              <w:left w:w="57" w:type="dxa"/>
+              <w:bottom w:w="57" w:type="dxa"/>
+              <w:right w:w="57" w:type="dxa"/>
+            </w:tcMar>
           </w:tcPr>
           <w:p>
             <w:r>
+              <w:rPr>
+                <w:rFonts w:ascii="Arial" w:hAnsi="Arial" w:cs="Arial"/>
+                <w:color w:val="000000"/>
+                <w:sz w:val="20"/>
+              </w:rPr>
               <w:t>IT-072-3:2012-C02/NP(2/4)</w:t>
             </w:r>
           </w:p>
@@ -639,9 +838,20 @@
               <w:right w:val="single" w:sz="4" w:space="0" w:color="auto"/>
             </w:tcBorders>
             <w:vAlign w:val="center"/>
+            <w:tcMar>
+              <w:top w:w="57" w:type="dxa"/>
+              <w:left w:w="57" w:type="dxa"/>
+              <w:bottom w:w="57" w:type="dxa"/>
+              <w:right w:w="57" w:type="dxa"/>
+            </w:tcMar>
           </w:tcPr>
           <w:p>
             <w:r>
+              <w:rPr>
+                <w:rFonts w:ascii="Arial" w:hAnsi="Arial" w:cs="Arial"/>
+                <w:color w:val="000000"/>
+                <w:sz w:val="20"/>
+              </w:rPr>
               <w:t>Muka Surat/Page:</w:t>
               <w:br/>
               <w:t>Drpd/ Of::</w:t>
@@ -658,9 +868,20 @@
               <w:right w:val="single" w:sz="4" w:space="0" w:color="auto"/>
             </w:tcBorders>
             <w:vAlign w:val="center"/>
+            <w:tcMar>
+              <w:top w:w="57" w:type="dxa"/>
+              <w:left w:w="57" w:type="dxa"/>
+              <w:bottom w:w="57" w:type="dxa"/>
+              <w:right w:w="57" w:type="dxa"/>
+            </w:tcMar>
           </w:tcPr>
           <w:p>
             <w:r>
+              <w:rPr>
+                <w:rFonts w:ascii="Arial" w:hAnsi="Arial" w:cs="Arial"/>
+                <w:color w:val="000000"/>
+                <w:sz w:val="20"/>
+              </w:rPr>
               <w:t>[TBD: no. muka surat]</w:t>
               <w:br/>
               <w:t>31</w:t>
@@ -670,107 +891,214 @@
       </w:tr>
     </w:tbl>
     <w:p>
+      <w:pPr>
+        <w:spacing w:before="120" w:after="120" w:line="276" w:lineRule="auto"/>
+        <w:jc w:val="left"/>
+      </w:pPr>
       <w:r>
         <w:rPr>
+          <w:rFonts w:ascii="Arial" w:hAnsi="Arial" w:cs="Arial"/>
           <w:b/>
+          <w:color w:val="000000"/>
+          <w:sz w:val="22"/>
         </w:rPr>
         <w:t>TAJUK:</w:t>
       </w:r>
     </w:p>
     <w:p>
+      <w:pPr>
+        <w:spacing w:line="276" w:lineRule="auto" w:after="120"/>
+        <w:jc w:val="left"/>
+      </w:pPr>
       <w:r>
+        <w:rPr>
+          <w:rFonts w:ascii="Arial" w:hAnsi="Arial" w:cs="Arial"/>
+          <w:color w:val="000000"/>
+          <w:sz w:val="22"/>
+        </w:rPr>
         <w:t>Penukaran Format dan Mampatan Rakaman/Footage dalam Persediaan Penyuntingan Visual</w:t>
       </w:r>
     </w:p>
     <w:p/>
     <w:p>
+      <w:pPr>
+        <w:spacing w:before="120" w:after="120" w:line="276" w:lineRule="auto"/>
+        <w:jc w:val="left"/>
+      </w:pPr>
       <w:r>
         <w:rPr>
+          <w:rFonts w:ascii="Arial" w:hAnsi="Arial" w:cs="Arial"/>
           <w:b/>
+          <w:color w:val="000000"/>
+          <w:sz w:val="22"/>
         </w:rPr>
         <w:t>TUJUAN:</w:t>
       </w:r>
     </w:p>
     <w:p>
+      <w:pPr>
+        <w:spacing w:line="276" w:lineRule="auto" w:after="120"/>
+        <w:jc w:val="left"/>
+      </w:pPr>
       <w:r>
+        <w:rPr>
+          <w:rFonts w:ascii="Arial" w:hAnsi="Arial" w:cs="Arial"/>
+          <w:color w:val="000000"/>
+          <w:sz w:val="22"/>
+        </w:rPr>
         <w:t>Nota Pembelajaran ini bertujuan untuk membolehkan Bakat memahami jenis-jenis format penyuntingan, spesifikasi perisian/perkakasan, dan jenis mampatan footage, merangkumi Bab 1 Type of Editing Format, Bab 2 Software and Hardware Specification dan Bab 3 Type of Compression Footages, kerana ketepatan penentuan format dan mampatan pada peringkat ini menentukan kualiti visual, kecekapan storan dan kelancaran proses penyuntingan seterusnya mengikut keperluan projek.</w:t>
       </w:r>
     </w:p>
     <w:p/>
     <w:p>
+      <w:pPr>
+        <w:spacing w:before="120" w:after="120" w:line="276" w:lineRule="auto"/>
+        <w:jc w:val="left"/>
+      </w:pPr>
       <w:r>
         <w:rPr>
+          <w:rFonts w:ascii="Arial" w:hAnsi="Arial" w:cs="Arial"/>
           <w:b/>
+          <w:color w:val="000000"/>
+          <w:sz w:val="22"/>
         </w:rPr>
         <w:t>PENERANGAN:</w:t>
       </w:r>
     </w:p>
     <w:p>
+      <w:pPr>
+        <w:spacing w:before="120" w:after="120" w:line="276" w:lineRule="auto"/>
+        <w:jc w:val="left"/>
+      </w:pPr>
       <w:r>
         <w:rPr>
+          <w:rFonts w:ascii="Arial" w:hAnsi="Arial" w:cs="Arial"/>
           <w:b/>
-          <w:sz w:val="36"/>
+          <w:color w:val="000000"/>
+          <w:sz w:val="24"/>
         </w:rPr>
         <w:t>Bab 1: Type of Editing Format (4K, 2K, HD, SD)</w:t>
       </w:r>
     </w:p>
     <w:p>
+      <w:pPr>
+        <w:spacing w:before="120" w:after="120" w:line="276" w:lineRule="auto"/>
+        <w:jc w:val="left"/>
+      </w:pPr>
       <w:r>
         <w:rPr>
+          <w:rFonts w:ascii="Arial" w:hAnsi="Arial" w:cs="Arial"/>
           <w:b/>
-          <w:sz w:val="26"/>
+          <w:color w:val="000000"/>
+          <w:sz w:val="22"/>
         </w:rPr>
         <w:t>Objektif Pembelajaran</w:t>
       </w:r>
     </w:p>
     <w:p>
+      <w:pPr>
+        <w:spacing w:line="276" w:lineRule="auto" w:after="120"/>
+        <w:jc w:val="left"/>
+      </w:pPr>
       <w:r>
+        <w:rPr>
+          <w:rFonts w:ascii="Arial" w:hAnsi="Arial" w:cs="Arial"/>
+          <w:color w:val="000000"/>
+          <w:sz w:val="22"/>
+        </w:rPr>
         <w:t>Selepas mempelajari topik ini, pelatih dapat:</w:t>
       </w:r>
     </w:p>
     <w:p>
       <w:pPr>
         <w:pStyle w:val="ListParagraph"/>
+        <w:spacing w:line="276" w:lineRule="auto" w:after="40"/>
+        <w:ind w:left="357" w:hanging="357"/>
+        <w:jc w:val="left"/>
       </w:pPr>
       <w:r>
+        <w:rPr>
+          <w:rFonts w:ascii="Arial" w:hAnsi="Arial" w:cs="Arial"/>
+          <w:color w:val="000000"/>
+          <w:sz w:val="22"/>
+        </w:rPr>
         <w:t>• Mengenal pasti jenis-jenis format editing dan resolusi lazimnya.</w:t>
       </w:r>
     </w:p>
     <w:p>
       <w:pPr>
         <w:pStyle w:val="ListParagraph"/>
+        <w:spacing w:line="276" w:lineRule="auto" w:after="40"/>
+        <w:ind w:left="357" w:hanging="357"/>
+        <w:jc w:val="left"/>
       </w:pPr>
       <w:r>
+        <w:rPr>
+          <w:rFonts w:ascii="Arial" w:hAnsi="Arial" w:cs="Arial"/>
+          <w:color w:val="000000"/>
+          <w:sz w:val="22"/>
+        </w:rPr>
         <w:t>• Menentukan format editing yang sesuai berdasarkan keperluan output projek.</w:t>
       </w:r>
     </w:p>
     <w:p>
       <w:pPr>
         <w:pStyle w:val="ListParagraph"/>
+        <w:spacing w:line="276" w:lineRule="auto" w:after="40"/>
+        <w:ind w:left="357" w:hanging="357"/>
+        <w:jc w:val="left"/>
       </w:pPr>
       <w:r>
+        <w:rPr>
+          <w:rFonts w:ascii="Arial" w:hAnsi="Arial" w:cs="Arial"/>
+          <w:color w:val="000000"/>
+          <w:sz w:val="22"/>
+        </w:rPr>
         <w:t>• Menjelaskan kesan format resolusi terhadap storan dan proses editing.</w:t>
       </w:r>
     </w:p>
     <w:p>
       <w:pPr>
         <w:pStyle w:val="ListParagraph"/>
+        <w:spacing w:line="276" w:lineRule="auto" w:after="40"/>
+        <w:ind w:left="357" w:hanging="357"/>
+        <w:jc w:val="left"/>
       </w:pPr>
       <w:r>
+        <w:rPr>
+          <w:rFonts w:ascii="Arial" w:hAnsi="Arial" w:cs="Arial"/>
+          <w:color w:val="000000"/>
+          <w:sz w:val="22"/>
+        </w:rPr>
         <w:t>• Memberikan contoh amalan studio dalam pengurusan fail proxy.</w:t>
       </w:r>
     </w:p>
     <w:p>
+      <w:pPr>
+        <w:spacing w:before="120" w:after="120" w:line="276" w:lineRule="auto"/>
+        <w:jc w:val="left"/>
+      </w:pPr>
       <w:r>
         <w:rPr>
+          <w:rFonts w:ascii="Arial" w:hAnsi="Arial" w:cs="Arial"/>
           <w:b/>
-          <w:sz w:val="26"/>
+          <w:color w:val="000000"/>
+          <w:sz w:val="22"/>
         </w:rPr>
         <w:t>1. Jenis Format dan Resolusi</w:t>
       </w:r>
     </w:p>
     <w:p>
+      <w:pPr>
+        <w:spacing w:line="276" w:lineRule="auto" w:after="120"/>
+        <w:jc w:val="left"/>
+      </w:pPr>
       <w:r>
+        <w:rPr>
+          <w:rFonts w:ascii="Arial" w:hAnsi="Arial" w:cs="Arial"/>
+          <w:color w:val="000000"/>
+          <w:sz w:val="22"/>
+        </w:rPr>
         <w:t>Format editing merujuk kepada resolusi dan spesifikasi imej video yang digunakan sepanjang proses penyuntingan. Setiap format mempunyai bilangan piksel dan kegunaan yang berbeza:</w:t>
       </w:r>
     </w:p>
@@ -778,6 +1106,7 @@
       <w:tblPr>
         <w:tblStyle w:val="TableGrid"/>
         <w:tblW w:type="auto" w:w="0"/>
+        <w:tblLayout w:type="autofit"/>
         <w:tblLook w:firstColumn="1" w:firstRow="1" w:lastColumn="0" w:lastRow="0" w:noHBand="0" w:noVBand="1" w:val="04A0"/>
       </w:tblPr>
       <w:tblGrid>
@@ -786,12 +1115,29 @@
         <w:gridCol w:w="3104"/>
       </w:tblGrid>
       <w:tr>
+        <w:trPr>
+          <w:tblHeader w:val="true"/>
+          <w:cantSplit w:val="true"/>
+        </w:trPr>
         <w:tc>
           <w:tcPr>
             <w:tcW w:type="dxa" w:w="3104"/>
+            <w:tcMar>
+              <w:top w:w="57" w:type="dxa"/>
+              <w:left w:w="57" w:type="dxa"/>
+              <w:bottom w:w="57" w:type="dxa"/>
+              <w:right w:w="57" w:type="dxa"/>
+            </w:tcMar>
+            <w:shd w:val="clear" w:color="auto" w:fill="D9D9D9"/>
           </w:tcPr>
           <w:p>
             <w:r>
+              <w:rPr>
+                <w:rFonts w:ascii="Arial" w:hAnsi="Arial" w:cs="Arial"/>
+                <w:b/>
+                <w:color w:val="000000"/>
+                <w:sz w:val="20"/>
+              </w:rPr>
               <w:t>Format</w:t>
             </w:r>
           </w:p>
@@ -799,9 +1145,22 @@
         <w:tc>
           <w:tcPr>
             <w:tcW w:type="dxa" w:w="3104"/>
+            <w:tcMar>
+              <w:top w:w="57" w:type="dxa"/>
+              <w:left w:w="57" w:type="dxa"/>
+              <w:bottom w:w="57" w:type="dxa"/>
+              <w:right w:w="57" w:type="dxa"/>
+            </w:tcMar>
+            <w:shd w:val="clear" w:color="auto" w:fill="D9D9D9"/>
           </w:tcPr>
           <w:p>
             <w:r>
+              <w:rPr>
+                <w:rFonts w:ascii="Arial" w:hAnsi="Arial" w:cs="Arial"/>
+                <w:b/>
+                <w:color w:val="000000"/>
+                <w:sz w:val="20"/>
+              </w:rPr>
               <w:t>Resolusi Lazim</w:t>
             </w:r>
           </w:p>
@@ -809,21 +1168,48 @@
         <w:tc>
           <w:tcPr>
             <w:tcW w:type="dxa" w:w="3104"/>
+            <w:tcMar>
+              <w:top w:w="57" w:type="dxa"/>
+              <w:left w:w="57" w:type="dxa"/>
+              <w:bottom w:w="57" w:type="dxa"/>
+              <w:right w:w="57" w:type="dxa"/>
+            </w:tcMar>
+            <w:shd w:val="clear" w:color="auto" w:fill="D9D9D9"/>
           </w:tcPr>
           <w:p>
             <w:r>
+              <w:rPr>
+                <w:rFonts w:ascii="Arial" w:hAnsi="Arial" w:cs="Arial"/>
+                <w:b/>
+                <w:color w:val="000000"/>
+                <w:sz w:val="20"/>
+              </w:rPr>
               <w:t>Kegunaan Lazim</w:t>
             </w:r>
           </w:p>
         </w:tc>
       </w:tr>
       <w:tr>
+        <w:trPr>
+          <w:cantSplit w:val="true"/>
+        </w:trPr>
         <w:tc>
           <w:tcPr>
             <w:tcW w:type="dxa" w:w="3104"/>
+            <w:tcMar>
+              <w:top w:w="57" w:type="dxa"/>
+              <w:left w:w="57" w:type="dxa"/>
+              <w:bottom w:w="57" w:type="dxa"/>
+              <w:right w:w="57" w:type="dxa"/>
+            </w:tcMar>
           </w:tcPr>
           <w:p>
             <w:r>
+              <w:rPr>
+                <w:rFonts w:ascii="Arial" w:hAnsi="Arial" w:cs="Arial"/>
+                <w:color w:val="000000"/>
+                <w:sz w:val="20"/>
+              </w:rPr>
               <w:t>SD (Standard Definition)</w:t>
             </w:r>
           </w:p>
@@ -831,9 +1217,20 @@
         <w:tc>
           <w:tcPr>
             <w:tcW w:type="dxa" w:w="3104"/>
+            <w:tcMar>
+              <w:top w:w="57" w:type="dxa"/>
+              <w:left w:w="57" w:type="dxa"/>
+              <w:bottom w:w="57" w:type="dxa"/>
+              <w:right w:w="57" w:type="dxa"/>
+            </w:tcMar>
           </w:tcPr>
           <w:p>
             <w:r>
+              <w:rPr>
+                <w:rFonts w:ascii="Arial" w:hAnsi="Arial" w:cs="Arial"/>
+                <w:color w:val="000000"/>
+                <w:sz w:val="20"/>
+              </w:rPr>
               <w:t>720×576 (PAL) / 720×480 (NTSC)</w:t>
             </w:r>
           </w:p>
@@ -841,21 +1238,46 @@
         <w:tc>
           <w:tcPr>
             <w:tcW w:type="dxa" w:w="3104"/>
+            <w:tcMar>
+              <w:top w:w="57" w:type="dxa"/>
+              <w:left w:w="57" w:type="dxa"/>
+              <w:bottom w:w="57" w:type="dxa"/>
+              <w:right w:w="57" w:type="dxa"/>
+            </w:tcMar>
           </w:tcPr>
           <w:p>
             <w:r>
+              <w:rPr>
+                <w:rFonts w:ascii="Arial" w:hAnsi="Arial" w:cs="Arial"/>
+                <w:color w:val="000000"/>
+                <w:sz w:val="20"/>
+              </w:rPr>
               <w:t>Siaran TV lama, arkib warisan</w:t>
             </w:r>
           </w:p>
         </w:tc>
       </w:tr>
       <w:tr>
+        <w:trPr>
+          <w:cantSplit w:val="true"/>
+        </w:trPr>
         <w:tc>
           <w:tcPr>
             <w:tcW w:type="dxa" w:w="3104"/>
+            <w:tcMar>
+              <w:top w:w="57" w:type="dxa"/>
+              <w:left w:w="57" w:type="dxa"/>
+              <w:bottom w:w="57" w:type="dxa"/>
+              <w:right w:w="57" w:type="dxa"/>
+            </w:tcMar>
           </w:tcPr>
           <w:p>
             <w:r>
+              <w:rPr>
+                <w:rFonts w:ascii="Arial" w:hAnsi="Arial" w:cs="Arial"/>
+                <w:color w:val="000000"/>
+                <w:sz w:val="20"/>
+              </w:rPr>
               <w:t>HD (High Definition)</w:t>
             </w:r>
           </w:p>
@@ -863,9 +1285,20 @@
         <w:tc>
           <w:tcPr>
             <w:tcW w:type="dxa" w:w="3104"/>
+            <w:tcMar>
+              <w:top w:w="57" w:type="dxa"/>
+              <w:left w:w="57" w:type="dxa"/>
+              <w:bottom w:w="57" w:type="dxa"/>
+              <w:right w:w="57" w:type="dxa"/>
+            </w:tcMar>
           </w:tcPr>
           <w:p>
             <w:r>
+              <w:rPr>
+                <w:rFonts w:ascii="Arial" w:hAnsi="Arial" w:cs="Arial"/>
+                <w:color w:val="000000"/>
+                <w:sz w:val="20"/>
+              </w:rPr>
               <w:t>1920×1080</w:t>
             </w:r>
           </w:p>
@@ -873,21 +1306,46 @@
         <w:tc>
           <w:tcPr>
             <w:tcW w:type="dxa" w:w="3104"/>
+            <w:tcMar>
+              <w:top w:w="57" w:type="dxa"/>
+              <w:left w:w="57" w:type="dxa"/>
+              <w:bottom w:w="57" w:type="dxa"/>
+              <w:right w:w="57" w:type="dxa"/>
+            </w:tcMar>
           </w:tcPr>
           <w:p>
             <w:r>
+              <w:rPr>
+                <w:rFonts w:ascii="Arial" w:hAnsi="Arial" w:cs="Arial"/>
+                <w:color w:val="000000"/>
+                <w:sz w:val="20"/>
+              </w:rPr>
               <w:t>Siaran TV moden, web, korporat</w:t>
             </w:r>
           </w:p>
         </w:tc>
       </w:tr>
       <w:tr>
+        <w:trPr>
+          <w:cantSplit w:val="true"/>
+        </w:trPr>
         <w:tc>
           <w:tcPr>
             <w:tcW w:type="dxa" w:w="3104"/>
+            <w:tcMar>
+              <w:top w:w="57" w:type="dxa"/>
+              <w:left w:w="57" w:type="dxa"/>
+              <w:bottom w:w="57" w:type="dxa"/>
+              <w:right w:w="57" w:type="dxa"/>
+            </w:tcMar>
           </w:tcPr>
           <w:p>
             <w:r>
+              <w:rPr>
+                <w:rFonts w:ascii="Arial" w:hAnsi="Arial" w:cs="Arial"/>
+                <w:color w:val="000000"/>
+                <w:sz w:val="20"/>
+              </w:rPr>
               <w:t>2K</w:t>
             </w:r>
           </w:p>
@@ -895,9 +1353,20 @@
         <w:tc>
           <w:tcPr>
             <w:tcW w:type="dxa" w:w="3104"/>
+            <w:tcMar>
+              <w:top w:w="57" w:type="dxa"/>
+              <w:left w:w="57" w:type="dxa"/>
+              <w:bottom w:w="57" w:type="dxa"/>
+              <w:right w:w="57" w:type="dxa"/>
+            </w:tcMar>
           </w:tcPr>
           <w:p>
             <w:r>
+              <w:rPr>
+                <w:rFonts w:ascii="Arial" w:hAnsi="Arial" w:cs="Arial"/>
+                <w:color w:val="000000"/>
+                <w:sz w:val="20"/>
+              </w:rPr>
               <w:t>2048×1080</w:t>
             </w:r>
           </w:p>
@@ -905,21 +1374,46 @@
         <w:tc>
           <w:tcPr>
             <w:tcW w:type="dxa" w:w="3104"/>
+            <w:tcMar>
+              <w:top w:w="57" w:type="dxa"/>
+              <w:left w:w="57" w:type="dxa"/>
+              <w:bottom w:w="57" w:type="dxa"/>
+              <w:right w:w="57" w:type="dxa"/>
+            </w:tcMar>
           </w:tcPr>
           <w:p>
             <w:r>
+              <w:rPr>
+                <w:rFonts w:ascii="Arial" w:hAnsi="Arial" w:cs="Arial"/>
+                <w:color w:val="000000"/>
+                <w:sz w:val="20"/>
+              </w:rPr>
               <w:t>Filem sinema bajet sederhana</w:t>
             </w:r>
           </w:p>
         </w:tc>
       </w:tr>
       <w:tr>
+        <w:trPr>
+          <w:cantSplit w:val="true"/>
+        </w:trPr>
         <w:tc>
           <w:tcPr>
             <w:tcW w:type="dxa" w:w="3104"/>
+            <w:tcMar>
+              <w:top w:w="57" w:type="dxa"/>
+              <w:left w:w="57" w:type="dxa"/>
+              <w:bottom w:w="57" w:type="dxa"/>
+              <w:right w:w="57" w:type="dxa"/>
+            </w:tcMar>
           </w:tcPr>
           <w:p>
             <w:r>
+              <w:rPr>
+                <w:rFonts w:ascii="Arial" w:hAnsi="Arial" w:cs="Arial"/>
+                <w:color w:val="000000"/>
+                <w:sz w:val="20"/>
+              </w:rPr>
               <w:t>4K</w:t>
             </w:r>
           </w:p>
@@ -927,9 +1421,20 @@
         <w:tc>
           <w:tcPr>
             <w:tcW w:type="dxa" w:w="3104"/>
+            <w:tcMar>
+              <w:top w:w="57" w:type="dxa"/>
+              <w:left w:w="57" w:type="dxa"/>
+              <w:bottom w:w="57" w:type="dxa"/>
+              <w:right w:w="57" w:type="dxa"/>
+            </w:tcMar>
           </w:tcPr>
           <w:p>
             <w:r>
+              <w:rPr>
+                <w:rFonts w:ascii="Arial" w:hAnsi="Arial" w:cs="Arial"/>
+                <w:color w:val="000000"/>
+                <w:sz w:val="20"/>
+              </w:rPr>
               <w:t>3840×2160 / 4096×2160</w:t>
             </w:r>
           </w:p>
@@ -937,9 +1442,20 @@
         <w:tc>
           <w:tcPr>
             <w:tcW w:type="dxa" w:w="3104"/>
+            <w:tcMar>
+              <w:top w:w="57" w:type="dxa"/>
+              <w:left w:w="57" w:type="dxa"/>
+              <w:bottom w:w="57" w:type="dxa"/>
+              <w:right w:w="57" w:type="dxa"/>
+            </w:tcMar>
           </w:tcPr>
           <w:p>
             <w:r>
+              <w:rPr>
+                <w:rFonts w:ascii="Arial" w:hAnsi="Arial" w:cs="Arial"/>
+                <w:color w:val="000000"/>
+                <w:sz w:val="20"/>
+              </w:rPr>
               <w:t>Filem sinema, siaran premium, kandungan *future-proof*</w:t>
             </w:r>
           </w:p>
@@ -947,113 +1463,224 @@
       </w:tr>
     </w:tbl>
     <w:p>
+      <w:pPr>
+        <w:spacing w:before="120" w:after="120" w:line="276" w:lineRule="auto"/>
+        <w:jc w:val="left"/>
+      </w:pPr>
       <w:r>
         <w:rPr>
+          <w:rFonts w:ascii="Arial" w:hAnsi="Arial" w:cs="Arial"/>
           <w:b/>
-          <w:sz w:val="26"/>
+          <w:color w:val="000000"/>
+          <w:sz w:val="22"/>
         </w:rPr>
         <w:t>2. Penentuan Format Mengikut Keperluan Output</w:t>
       </w:r>
     </w:p>
     <w:p>
+      <w:pPr>
+        <w:spacing w:line="276" w:lineRule="auto" w:after="120"/>
+        <w:jc w:val="left"/>
+      </w:pPr>
       <w:r>
+        <w:rPr>
+          <w:rFonts w:ascii="Arial" w:hAnsi="Arial" w:cs="Arial"/>
+          <w:color w:val="000000"/>
+          <w:sz w:val="22"/>
+        </w:rPr>
         <w:t>Pemilihan format editing bergantung kepada spesifikasi output akhir yang ditetapkan pelanggan (contohnya iklan TV memerlukan HD, manakala filem cereka untuk tayangan pawagam mungkin memerlukan 2K/4K). Editor perlu mengenal pasti format sumber (dari kamera) dan membandingkannya dengan format output projek — jika berbeza, proses *up-conversion* atau *down-conversion* diperlukan sebelum penyuntingan bermula.</w:t>
       </w:r>
     </w:p>
     <w:p>
+      <w:pPr>
+        <w:spacing w:before="120" w:after="120" w:line="276" w:lineRule="auto"/>
+        <w:jc w:val="left"/>
+      </w:pPr>
       <w:r>
         <w:rPr>
+          <w:rFonts w:ascii="Arial" w:hAnsi="Arial" w:cs="Arial"/>
           <w:b/>
-          <w:sz w:val="26"/>
+          <w:color w:val="000000"/>
+          <w:sz w:val="22"/>
         </w:rPr>
         <w:t>3. Amalan Studio: Fail Proxy</w:t>
       </w:r>
     </w:p>
     <w:p>
+      <w:pPr>
+        <w:spacing w:line="276" w:lineRule="auto" w:after="120"/>
+        <w:jc w:val="left"/>
+      </w:pPr>
       <w:r>
+        <w:rPr>
+          <w:rFonts w:ascii="Arial" w:hAnsi="Arial" w:cs="Arial"/>
+          <w:color w:val="000000"/>
+          <w:sz w:val="22"/>
+        </w:rPr>
         <w:t>Format resolusi tinggi (4K) memerlukan storan dan kuasa pemprosesan komputer yang lebih besar, justeru sesetengah studio menggunakan fail *proxy* beresolusi rendah semasa proses *offline edit*, dan hanya kembali ke fail resolusi asal (*online conform*) semasa peringkat akhir (rujuk CU C05).</w:t>
       </w:r>
     </w:p>
     <w:p>
+      <w:pPr>
+        <w:spacing w:before="120" w:after="120" w:line="276" w:lineRule="auto"/>
+        <w:jc w:val="left"/>
+      </w:pPr>
       <w:r>
         <w:rPr>
+          <w:rFonts w:ascii="Arial" w:hAnsi="Arial" w:cs="Arial"/>
           <w:b/>
-          <w:sz w:val="26"/>
+          <w:color w:val="000000"/>
+          <w:sz w:val="22"/>
         </w:rPr>
         <w:t>4. Rumusan</w:t>
       </w:r>
     </w:p>
     <w:p>
+      <w:pPr>
+        <w:spacing w:line="276" w:lineRule="auto" w:after="120"/>
+        <w:jc w:val="left"/>
+      </w:pPr>
       <w:r>
+        <w:rPr>
+          <w:rFonts w:ascii="Arial" w:hAnsi="Arial" w:cs="Arial"/>
+          <w:color w:val="000000"/>
+          <w:sz w:val="22"/>
+        </w:rPr>
         <w:t>Pemilihan format editing mesti sepadan dengan spesifikasi output projek. Studio moden mengurus had storan/pemprosesan dengan menggunakan proxy semasa offline edit sebelum kembali ke fail asal semasa online conform.</w:t>
       </w:r>
     </w:p>
     <w:p>
+      <w:pPr>
+        <w:spacing w:before="120" w:after="120" w:line="276" w:lineRule="auto"/>
+        <w:jc w:val="left"/>
+      </w:pPr>
       <w:r>
         <w:rPr>
+          <w:rFonts w:ascii="Arial" w:hAnsi="Arial" w:cs="Arial"/>
           <w:b/>
-          <w:sz w:val="36"/>
+          <w:color w:val="000000"/>
+          <w:sz w:val="24"/>
         </w:rPr>
         <w:t>Bab 2: Software and Hardware Specification</w:t>
       </w:r>
     </w:p>
     <w:p>
+      <w:pPr>
+        <w:spacing w:before="120" w:after="120" w:line="276" w:lineRule="auto"/>
+        <w:jc w:val="left"/>
+      </w:pPr>
       <w:r>
         <w:rPr>
+          <w:rFonts w:ascii="Arial" w:hAnsi="Arial" w:cs="Arial"/>
           <w:b/>
-          <w:sz w:val="26"/>
+          <w:color w:val="000000"/>
+          <w:sz w:val="22"/>
         </w:rPr>
         <w:t>Objektif Pembelajaran</w:t>
       </w:r>
     </w:p>
     <w:p>
+      <w:pPr>
+        <w:spacing w:line="276" w:lineRule="auto" w:after="120"/>
+        <w:jc w:val="left"/>
+      </w:pPr>
       <w:r>
+        <w:rPr>
+          <w:rFonts w:ascii="Arial" w:hAnsi="Arial" w:cs="Arial"/>
+          <w:color w:val="000000"/>
+          <w:sz w:val="22"/>
+        </w:rPr>
         <w:t>Selepas mempelajari topik ini, pelatih dapat:</w:t>
       </w:r>
     </w:p>
     <w:p>
       <w:pPr>
         <w:pStyle w:val="ListParagraph"/>
+        <w:spacing w:line="276" w:lineRule="auto" w:after="40"/>
+        <w:ind w:left="357" w:hanging="357"/>
+        <w:jc w:val="left"/>
       </w:pPr>
       <w:r>
+        <w:rPr>
+          <w:rFonts w:ascii="Arial" w:hAnsi="Arial" w:cs="Arial"/>
+          <w:color w:val="000000"/>
+          <w:sz w:val="22"/>
+        </w:rPr>
         <w:t>• Mengenal pasti spesifikasi perisian NLE yang menyokong pelbagai *codec*.</w:t>
       </w:r>
     </w:p>
     <w:p>
       <w:pPr>
         <w:pStyle w:val="ListParagraph"/>
+        <w:spacing w:line="276" w:lineRule="auto" w:after="40"/>
+        <w:ind w:left="357" w:hanging="357"/>
+        <w:jc w:val="left"/>
       </w:pPr>
       <w:r>
+        <w:rPr>
+          <w:rFonts w:ascii="Arial" w:hAnsi="Arial" w:cs="Arial"/>
+          <w:color w:val="000000"/>
+          <w:sz w:val="22"/>
+        </w:rPr>
         <w:t>• Menyenaraikan keperluan perkakasan utama untuk footage resolusi tinggi.</w:t>
       </w:r>
     </w:p>
     <w:p>
       <w:pPr>
         <w:pStyle w:val="ListParagraph"/>
+        <w:spacing w:line="276" w:lineRule="auto" w:after="40"/>
+        <w:ind w:left="357" w:hanging="357"/>
+        <w:jc w:val="left"/>
       </w:pPr>
       <w:r>
+        <w:rPr>
+          <w:rFonts w:ascii="Arial" w:hAnsi="Arial" w:cs="Arial"/>
+          <w:color w:val="000000"/>
+          <w:sz w:val="22"/>
+        </w:rPr>
         <w:t>• Menentukan tindakan Editor apabila peralatan studio tidak mencukupi.</w:t>
       </w:r>
     </w:p>
     <w:p>
+      <w:pPr>
+        <w:spacing w:before="120" w:after="120" w:line="276" w:lineRule="auto"/>
+        <w:jc w:val="left"/>
+      </w:pPr>
       <w:r>
         <w:rPr>
+          <w:rFonts w:ascii="Arial" w:hAnsi="Arial" w:cs="Arial"/>
           <w:b/>
-          <w:sz w:val="26"/>
+          <w:color w:val="000000"/>
+          <w:sz w:val="22"/>
         </w:rPr>
         <w:t>1. Perisian NLE (Non-Linear Editing)</w:t>
       </w:r>
     </w:p>
     <w:p>
+      <w:pPr>
+        <w:spacing w:line="276" w:lineRule="auto" w:after="120"/>
+        <w:jc w:val="left"/>
+      </w:pPr>
       <w:r>
+        <w:rPr>
+          <w:rFonts w:ascii="Arial" w:hAnsi="Arial" w:cs="Arial"/>
+          <w:color w:val="000000"/>
+          <w:sz w:val="22"/>
+        </w:rPr>
         <w:t>Spesifikasi perisian dan perkakasan mesti sepadan dengan format editing yang dipilih agar proses penukaran dan penyuntingan berjalan lancar tanpa gangguan seperti *frame drop* atau *lag* pratonton. Perisian seperti Adobe Premiere Pro, Avid Media Composer, dan DaVinci Resolve menyokong *codec* yang berbeza; Editor perlu mengesahkan *codec* rakaman (contohnya H.264, ProRes, DNxHD) disokong oleh perisian yang digunakan.</w:t>
       </w:r>
     </w:p>
     <w:p>
+      <w:pPr>
+        <w:spacing w:before="120" w:after="120" w:line="276" w:lineRule="auto"/>
+        <w:jc w:val="left"/>
+      </w:pPr>
       <w:r>
         <w:rPr>
+          <w:rFonts w:ascii="Arial" w:hAnsi="Arial" w:cs="Arial"/>
           <w:b/>
-          <w:sz w:val="26"/>
+          <w:color w:val="000000"/>
+          <w:sz w:val="22"/>
         </w:rPr>
         <w:t>2. Keperluan Perkakasan</w:t>
       </w:r>
@@ -1062,6 +1689,7 @@
       <w:tblPr>
         <w:tblStyle w:val="TableGrid"/>
         <w:tblW w:type="auto" w:w="0"/>
+        <w:tblLayout w:type="autofit"/>
         <w:tblLook w:firstColumn="1" w:firstRow="1" w:lastColumn="0" w:lastRow="0" w:noHBand="0" w:noVBand="1" w:val="04A0"/>
       </w:tblPr>
       <w:tblGrid>
@@ -1069,12 +1697,29 @@
         <w:gridCol w:w="4656"/>
       </w:tblGrid>
       <w:tr>
+        <w:trPr>
+          <w:tblHeader w:val="true"/>
+          <w:cantSplit w:val="true"/>
+        </w:trPr>
         <w:tc>
           <w:tcPr>
             <w:tcW w:type="dxa" w:w="4656"/>
+            <w:tcMar>
+              <w:top w:w="57" w:type="dxa"/>
+              <w:left w:w="57" w:type="dxa"/>
+              <w:bottom w:w="57" w:type="dxa"/>
+              <w:right w:w="57" w:type="dxa"/>
+            </w:tcMar>
+            <w:shd w:val="clear" w:color="auto" w:fill="D9D9D9"/>
           </w:tcPr>
           <w:p>
             <w:r>
+              <w:rPr>
+                <w:rFonts w:ascii="Arial" w:hAnsi="Arial" w:cs="Arial"/>
+                <w:b/>
+                <w:color w:val="000000"/>
+                <w:sz w:val="20"/>
+              </w:rPr>
               <w:t>Komponen</w:t>
             </w:r>
           </w:p>
@@ -1082,21 +1727,48 @@
         <w:tc>
           <w:tcPr>
             <w:tcW w:type="dxa" w:w="4656"/>
+            <w:tcMar>
+              <w:top w:w="57" w:type="dxa"/>
+              <w:left w:w="57" w:type="dxa"/>
+              <w:bottom w:w="57" w:type="dxa"/>
+              <w:right w:w="57" w:type="dxa"/>
+            </w:tcMar>
+            <w:shd w:val="clear" w:color="auto" w:fill="D9D9D9"/>
           </w:tcPr>
           <w:p>
             <w:r>
+              <w:rPr>
+                <w:rFonts w:ascii="Arial" w:hAnsi="Arial" w:cs="Arial"/>
+                <w:b/>
+                <w:color w:val="000000"/>
+                <w:sz w:val="20"/>
+              </w:rPr>
               <w:t>Kepentingan bagi Proses Editing</w:t>
             </w:r>
           </w:p>
         </w:tc>
       </w:tr>
       <w:tr>
+        <w:trPr>
+          <w:cantSplit w:val="true"/>
+        </w:trPr>
         <w:tc>
           <w:tcPr>
             <w:tcW w:type="dxa" w:w="4656"/>
+            <w:tcMar>
+              <w:top w:w="57" w:type="dxa"/>
+              <w:left w:w="57" w:type="dxa"/>
+              <w:bottom w:w="57" w:type="dxa"/>
+              <w:right w:w="57" w:type="dxa"/>
+            </w:tcMar>
           </w:tcPr>
           <w:p>
             <w:r>
+              <w:rPr>
+                <w:rFonts w:ascii="Arial" w:hAnsi="Arial" w:cs="Arial"/>
+                <w:color w:val="000000"/>
+                <w:sz w:val="20"/>
+              </w:rPr>
               <w:t>GPU (kad grafik)</w:t>
             </w:r>
           </w:p>
@@ -1104,21 +1776,46 @@
         <w:tc>
           <w:tcPr>
             <w:tcW w:type="dxa" w:w="4656"/>
+            <w:tcMar>
+              <w:top w:w="57" w:type="dxa"/>
+              <w:left w:w="57" w:type="dxa"/>
+              <w:bottom w:w="57" w:type="dxa"/>
+              <w:right w:w="57" w:type="dxa"/>
+            </w:tcMar>
           </w:tcPr>
           <w:p>
             <w:r>
+              <w:rPr>
+                <w:rFonts w:ascii="Arial" w:hAnsi="Arial" w:cs="Arial"/>
+                <w:color w:val="000000"/>
+                <w:sz w:val="20"/>
+              </w:rPr>
               <w:t>Pemprosesan 4K/HDR memerlukan GPU berprestasi tinggi untuk pratonton lancar (*real-time playback*) tanpa perlu *render* setiap kali</w:t>
             </w:r>
           </w:p>
         </w:tc>
       </w:tr>
       <w:tr>
+        <w:trPr>
+          <w:cantSplit w:val="true"/>
+        </w:trPr>
         <w:tc>
           <w:tcPr>
             <w:tcW w:type="dxa" w:w="4656"/>
+            <w:tcMar>
+              <w:top w:w="57" w:type="dxa"/>
+              <w:left w:w="57" w:type="dxa"/>
+              <w:bottom w:w="57" w:type="dxa"/>
+              <w:right w:w="57" w:type="dxa"/>
+            </w:tcMar>
           </w:tcPr>
           <w:p>
             <w:r>
+              <w:rPr>
+                <w:rFonts w:ascii="Arial" w:hAnsi="Arial" w:cs="Arial"/>
+                <w:color w:val="000000"/>
+                <w:sz w:val="20"/>
+              </w:rPr>
               <w:t>Storan (SSD/NVMe)</w:t>
             </w:r>
           </w:p>
@@ -1126,21 +1823,46 @@
         <w:tc>
           <w:tcPr>
             <w:tcW w:type="dxa" w:w="4656"/>
+            <w:tcMar>
+              <w:top w:w="57" w:type="dxa"/>
+              <w:left w:w="57" w:type="dxa"/>
+              <w:bottom w:w="57" w:type="dxa"/>
+              <w:right w:w="57" w:type="dxa"/>
+            </w:tcMar>
           </w:tcPr>
           <w:p>
             <w:r>
+              <w:rPr>
+                <w:rFonts w:ascii="Arial" w:hAnsi="Arial" w:cs="Arial"/>
+                <w:color w:val="000000"/>
+                <w:sz w:val="20"/>
+              </w:rPr>
               <w:t>Kelajuan baca/tulis tinggi mengelakkan kelewatan semasa *scrubbing* timeline</w:t>
             </w:r>
           </w:p>
         </w:tc>
       </w:tr>
       <w:tr>
+        <w:trPr>
+          <w:cantSplit w:val="true"/>
+        </w:trPr>
         <w:tc>
           <w:tcPr>
             <w:tcW w:type="dxa" w:w="4656"/>
+            <w:tcMar>
+              <w:top w:w="57" w:type="dxa"/>
+              <w:left w:w="57" w:type="dxa"/>
+              <w:bottom w:w="57" w:type="dxa"/>
+              <w:right w:w="57" w:type="dxa"/>
+            </w:tcMar>
           </w:tcPr>
           <w:p>
             <w:r>
+              <w:rPr>
+                <w:rFonts w:ascii="Arial" w:hAnsi="Arial" w:cs="Arial"/>
+                <w:color w:val="000000"/>
+                <w:sz w:val="20"/>
+              </w:rPr>
               <w:t>RAM dan CPU</w:t>
             </w:r>
           </w:p>
@@ -1148,9 +1870,20 @@
         <w:tc>
           <w:tcPr>
             <w:tcW w:type="dxa" w:w="4656"/>
+            <w:tcMar>
+              <w:top w:w="57" w:type="dxa"/>
+              <w:left w:w="57" w:type="dxa"/>
+              <w:bottom w:w="57" w:type="dxa"/>
+              <w:right w:w="57" w:type="dxa"/>
+            </w:tcMar>
           </w:tcPr>
           <w:p>
             <w:r>
+              <w:rPr>
+                <w:rFonts w:ascii="Arial" w:hAnsi="Arial" w:cs="Arial"/>
+                <w:color w:val="000000"/>
+                <w:sz w:val="20"/>
+              </w:rPr>
               <w:t>Mempengaruhi kelajuan *encoding/transcoding* semasa proses penukaran format</w:t>
             </w:r>
           </w:p>
@@ -1158,91 +1891,181 @@
       </w:tr>
     </w:tbl>
     <w:p>
+      <w:pPr>
+        <w:spacing w:before="120" w:after="120" w:line="276" w:lineRule="auto"/>
+        <w:jc w:val="left"/>
+      </w:pPr>
       <w:r>
         <w:rPr>
+          <w:rFonts w:ascii="Arial" w:hAnsi="Arial" w:cs="Arial"/>
           <w:b/>
-          <w:sz w:val="26"/>
+          <w:color w:val="000000"/>
+          <w:sz w:val="22"/>
         </w:rPr>
         <w:t>3. Tanggungjawab Editor terhadap Kecukupan Peralatan</w:t>
       </w:r>
     </w:p>
     <w:p>
+      <w:pPr>
+        <w:spacing w:line="276" w:lineRule="auto" w:after="120"/>
+        <w:jc w:val="left"/>
+      </w:pPr>
       <w:r>
+        <w:rPr>
+          <w:rFonts w:ascii="Arial" w:hAnsi="Arial" w:cs="Arial"/>
+          <w:color w:val="000000"/>
+          <w:sz w:val="22"/>
+        </w:rPr>
         <w:t>Editor bertanggungjawab mengenal pasti sama ada peralatan sedia ada di studio mencukupi untuk projek semasa, dan melaporkan kepada Producer/IT jika terdapat keperluan *upgrade* sebelum proses konversi bermula.</w:t>
       </w:r>
     </w:p>
     <w:p>
+      <w:pPr>
+        <w:spacing w:before="120" w:after="120" w:line="276" w:lineRule="auto"/>
+        <w:jc w:val="left"/>
+      </w:pPr>
       <w:r>
         <w:rPr>
+          <w:rFonts w:ascii="Arial" w:hAnsi="Arial" w:cs="Arial"/>
           <w:b/>
-          <w:sz w:val="26"/>
+          <w:color w:val="000000"/>
+          <w:sz w:val="22"/>
         </w:rPr>
         <w:t>4. Rumusan</w:t>
       </w:r>
     </w:p>
     <w:p>
+      <w:pPr>
+        <w:spacing w:line="276" w:lineRule="auto" w:after="120"/>
+        <w:jc w:val="left"/>
+      </w:pPr>
       <w:r>
+        <w:rPr>
+          <w:rFonts w:ascii="Arial" w:hAnsi="Arial" w:cs="Arial"/>
+          <w:color w:val="000000"/>
+          <w:sz w:val="22"/>
+        </w:rPr>
         <w:t>Kesepadanan perisian dan perkakasan dengan format editing yang dipilih menentukan kelancaran proses konversi. Editor perlu proaktif melaporkan kekurangan peralatan sebelum konversi bermula bagi mengelakkan gangguan semasa penyuntingan.</w:t>
       </w:r>
     </w:p>
     <w:p>
+      <w:pPr>
+        <w:spacing w:before="120" w:after="120" w:line="276" w:lineRule="auto"/>
+        <w:jc w:val="left"/>
+      </w:pPr>
       <w:r>
         <w:rPr>
+          <w:rFonts w:ascii="Arial" w:hAnsi="Arial" w:cs="Arial"/>
           <w:b/>
-          <w:sz w:val="36"/>
+          <w:color w:val="000000"/>
+          <w:sz w:val="24"/>
         </w:rPr>
         <w:t>Bab 3: Type of Compression Footages (Low resolution, High resolution, Uncompressed)</w:t>
       </w:r>
     </w:p>
     <w:p>
+      <w:pPr>
+        <w:spacing w:before="120" w:after="120" w:line="276" w:lineRule="auto"/>
+        <w:jc w:val="left"/>
+      </w:pPr>
       <w:r>
         <w:rPr>
+          <w:rFonts w:ascii="Arial" w:hAnsi="Arial" w:cs="Arial"/>
           <w:b/>
-          <w:sz w:val="26"/>
+          <w:color w:val="000000"/>
+          <w:sz w:val="22"/>
         </w:rPr>
         <w:t>Objektif Pembelajaran</w:t>
       </w:r>
     </w:p>
     <w:p>
+      <w:pPr>
+        <w:spacing w:line="276" w:lineRule="auto" w:after="120"/>
+        <w:jc w:val="left"/>
+      </w:pPr>
       <w:r>
+        <w:rPr>
+          <w:rFonts w:ascii="Arial" w:hAnsi="Arial" w:cs="Arial"/>
+          <w:color w:val="000000"/>
+          <w:sz w:val="22"/>
+        </w:rPr>
         <w:t>Selepas mempelajari topik ini, pelatih dapat:</w:t>
       </w:r>
     </w:p>
     <w:p>
       <w:pPr>
         <w:pStyle w:val="ListParagraph"/>
+        <w:spacing w:line="276" w:lineRule="auto" w:after="40"/>
+        <w:ind w:left="357" w:hanging="357"/>
+        <w:jc w:val="left"/>
       </w:pPr>
       <w:r>
+        <w:rPr>
+          <w:rFonts w:ascii="Arial" w:hAnsi="Arial" w:cs="Arial"/>
+          <w:color w:val="000000"/>
+          <w:sz w:val="22"/>
+        </w:rPr>
         <w:t>• Membezakan tiga kategori mampatan footage.</w:t>
       </w:r>
     </w:p>
     <w:p>
       <w:pPr>
         <w:pStyle w:val="ListParagraph"/>
+        <w:spacing w:line="276" w:lineRule="auto" w:after="40"/>
+        <w:ind w:left="357" w:hanging="357"/>
+        <w:jc w:val="left"/>
       </w:pPr>
       <w:r>
+        <w:rPr>
+          <w:rFonts w:ascii="Arial" w:hAnsi="Arial" w:cs="Arial"/>
+          <w:color w:val="000000"/>
+          <w:sz w:val="22"/>
+        </w:rPr>
         <w:t>• Menentukan jenis mampatan yang sesuai mengikut peringkat kerja (offline/online).</w:t>
       </w:r>
     </w:p>
     <w:p>
       <w:pPr>
         <w:pStyle w:val="ListParagraph"/>
+        <w:spacing w:line="276" w:lineRule="auto" w:after="40"/>
+        <w:ind w:left="357" w:hanging="357"/>
+        <w:jc w:val="left"/>
       </w:pPr>
       <w:r>
+        <w:rPr>
+          <w:rFonts w:ascii="Arial" w:hAnsi="Arial" w:cs="Arial"/>
+          <w:color w:val="000000"/>
+          <w:sz w:val="22"/>
+        </w:rPr>
         <w:t>• Menjelaskan kelebihan dan kekurangan setiap jenis mampatan.</w:t>
       </w:r>
     </w:p>
     <w:p>
+      <w:pPr>
+        <w:spacing w:before="120" w:after="120" w:line="276" w:lineRule="auto"/>
+        <w:jc w:val="left"/>
+      </w:pPr>
       <w:r>
         <w:rPr>
+          <w:rFonts w:ascii="Arial" w:hAnsi="Arial" w:cs="Arial"/>
           <w:b/>
-          <w:sz w:val="26"/>
+          <w:color w:val="000000"/>
+          <w:sz w:val="22"/>
         </w:rPr>
         <w:t>1. Kategori Mampatan</w:t>
       </w:r>
     </w:p>
     <w:p>
+      <w:pPr>
+        <w:spacing w:line="276" w:lineRule="auto" w:after="120"/>
+        <w:jc w:val="left"/>
+      </w:pPr>
       <w:r>
+        <w:rPr>
+          <w:rFonts w:ascii="Arial" w:hAnsi="Arial" w:cs="Arial"/>
+          <w:color w:val="000000"/>
+          <w:sz w:val="22"/>
+        </w:rPr>
         <w:t>Mampatan (*compression*) merujuk kepada kaedah mengurangkan saiz fail video dengan membuang atau memampatkan data:</w:t>
       </w:r>
     </w:p>
@@ -1250,6 +2073,7 @@
       <w:tblPr>
         <w:tblStyle w:val="TableGrid"/>
         <w:tblW w:type="auto" w:w="0"/>
+        <w:tblLayout w:type="autofit"/>
         <w:tblLook w:firstColumn="1" w:firstRow="1" w:lastColumn="0" w:lastRow="0" w:noHBand="0" w:noVBand="1" w:val="04A0"/>
       </w:tblPr>
       <w:tblGrid>
@@ -1259,12 +2083,29 @@
         <w:gridCol w:w="2328"/>
       </w:tblGrid>
       <w:tr>
+        <w:trPr>
+          <w:tblHeader w:val="true"/>
+          <w:cantSplit w:val="true"/>
+        </w:trPr>
         <w:tc>
           <w:tcPr>
             <w:tcW w:type="dxa" w:w="2328"/>
+            <w:tcMar>
+              <w:top w:w="57" w:type="dxa"/>
+              <w:left w:w="57" w:type="dxa"/>
+              <w:bottom w:w="57" w:type="dxa"/>
+              <w:right w:w="57" w:type="dxa"/>
+            </w:tcMar>
+            <w:shd w:val="clear" w:color="auto" w:fill="D9D9D9"/>
           </w:tcPr>
           <w:p>
             <w:r>
+              <w:rPr>
+                <w:rFonts w:ascii="Arial" w:hAnsi="Arial" w:cs="Arial"/>
+                <w:b/>
+                <w:color w:val="000000"/>
+                <w:sz w:val="20"/>
+              </w:rPr>
               <w:t>Jenis Mampatan</w:t>
             </w:r>
           </w:p>
@@ -1272,9 +2113,22 @@
         <w:tc>
           <w:tcPr>
             <w:tcW w:type="dxa" w:w="2328"/>
+            <w:tcMar>
+              <w:top w:w="57" w:type="dxa"/>
+              <w:left w:w="57" w:type="dxa"/>
+              <w:bottom w:w="57" w:type="dxa"/>
+              <w:right w:w="57" w:type="dxa"/>
+            </w:tcMar>
+            <w:shd w:val="clear" w:color="auto" w:fill="D9D9D9"/>
           </w:tcPr>
           <w:p>
             <w:r>
+              <w:rPr>
+                <w:rFonts w:ascii="Arial" w:hAnsi="Arial" w:cs="Arial"/>
+                <w:b/>
+                <w:color w:val="000000"/>
+                <w:sz w:val="20"/>
+              </w:rPr>
               <w:t>Contoh Format</w:t>
             </w:r>
           </w:p>
@@ -1282,9 +2136,22 @@
         <w:tc>
           <w:tcPr>
             <w:tcW w:type="dxa" w:w="2328"/>
+            <w:tcMar>
+              <w:top w:w="57" w:type="dxa"/>
+              <w:left w:w="57" w:type="dxa"/>
+              <w:bottom w:w="57" w:type="dxa"/>
+              <w:right w:w="57" w:type="dxa"/>
+            </w:tcMar>
+            <w:shd w:val="clear" w:color="auto" w:fill="D9D9D9"/>
           </w:tcPr>
           <w:p>
             <w:r>
+              <w:rPr>
+                <w:rFonts w:ascii="Arial" w:hAnsi="Arial" w:cs="Arial"/>
+                <w:b/>
+                <w:color w:val="000000"/>
+                <w:sz w:val="20"/>
+              </w:rPr>
               <w:t>Kelebihan</w:t>
             </w:r>
           </w:p>
@@ -1292,21 +2159,48 @@
         <w:tc>
           <w:tcPr>
             <w:tcW w:type="dxa" w:w="2328"/>
+            <w:tcMar>
+              <w:top w:w="57" w:type="dxa"/>
+              <w:left w:w="57" w:type="dxa"/>
+              <w:bottom w:w="57" w:type="dxa"/>
+              <w:right w:w="57" w:type="dxa"/>
+            </w:tcMar>
+            <w:shd w:val="clear" w:color="auto" w:fill="D9D9D9"/>
           </w:tcPr>
           <w:p>
             <w:r>
+              <w:rPr>
+                <w:rFonts w:ascii="Arial" w:hAnsi="Arial" w:cs="Arial"/>
+                <w:b/>
+                <w:color w:val="000000"/>
+                <w:sz w:val="20"/>
+              </w:rPr>
               <w:t>Kekurangan</w:t>
             </w:r>
           </w:p>
         </w:tc>
       </w:tr>
       <w:tr>
+        <w:trPr>
+          <w:cantSplit w:val="true"/>
+        </w:trPr>
         <w:tc>
           <w:tcPr>
             <w:tcW w:type="dxa" w:w="2328"/>
+            <w:tcMar>
+              <w:top w:w="57" w:type="dxa"/>
+              <w:left w:w="57" w:type="dxa"/>
+              <w:bottom w:w="57" w:type="dxa"/>
+              <w:right w:w="57" w:type="dxa"/>
+            </w:tcMar>
           </w:tcPr>
           <w:p>
             <w:r>
+              <w:rPr>
+                <w:rFonts w:ascii="Arial" w:hAnsi="Arial" w:cs="Arial"/>
+                <w:color w:val="000000"/>
+                <w:sz w:val="20"/>
+              </w:rPr>
               <w:t>Uncompressed</w:t>
             </w:r>
           </w:p>
@@ -1314,9 +2208,20 @@
         <w:tc>
           <w:tcPr>
             <w:tcW w:type="dxa" w:w="2328"/>
+            <w:tcMar>
+              <w:top w:w="57" w:type="dxa"/>
+              <w:left w:w="57" w:type="dxa"/>
+              <w:bottom w:w="57" w:type="dxa"/>
+              <w:right w:w="57" w:type="dxa"/>
+            </w:tcMar>
           </w:tcPr>
           <w:p>
             <w:r>
+              <w:rPr>
+                <w:rFonts w:ascii="Arial" w:hAnsi="Arial" w:cs="Arial"/>
+                <w:color w:val="000000"/>
+                <w:sz w:val="20"/>
+              </w:rPr>
               <w:t>RAW kamera sinema</w:t>
             </w:r>
           </w:p>
@@ -1324,9 +2229,20 @@
         <w:tc>
           <w:tcPr>
             <w:tcW w:type="dxa" w:w="2328"/>
+            <w:tcMar>
+              <w:top w:w="57" w:type="dxa"/>
+              <w:left w:w="57" w:type="dxa"/>
+              <w:bottom w:w="57" w:type="dxa"/>
+              <w:right w:w="57" w:type="dxa"/>
+            </w:tcMar>
           </w:tcPr>
           <w:p>
             <w:r>
+              <w:rPr>
+                <w:rFonts w:ascii="Arial" w:hAnsi="Arial" w:cs="Arial"/>
+                <w:color w:val="000000"/>
+                <w:sz w:val="20"/>
+              </w:rPr>
               <w:t>Kualiti maksimum</w:t>
             </w:r>
           </w:p>
@@ -1334,21 +2250,46 @@
         <w:tc>
           <w:tcPr>
             <w:tcW w:type="dxa" w:w="2328"/>
+            <w:tcMar>
+              <w:top w:w="57" w:type="dxa"/>
+              <w:left w:w="57" w:type="dxa"/>
+              <w:bottom w:w="57" w:type="dxa"/>
+              <w:right w:w="57" w:type="dxa"/>
+            </w:tcMar>
           </w:tcPr>
           <w:p>
             <w:r>
+              <w:rPr>
+                <w:rFonts w:ascii="Arial" w:hAnsi="Arial" w:cs="Arial"/>
+                <w:color w:val="000000"/>
+                <w:sz w:val="20"/>
+              </w:rPr>
               <w:t>Saiz fail sangat besar, memerlukan storan/prestasi tinggi</w:t>
             </w:r>
           </w:p>
         </w:tc>
       </w:tr>
       <w:tr>
+        <w:trPr>
+          <w:cantSplit w:val="true"/>
+        </w:trPr>
         <w:tc>
           <w:tcPr>
             <w:tcW w:type="dxa" w:w="2328"/>
+            <w:tcMar>
+              <w:top w:w="57" w:type="dxa"/>
+              <w:left w:w="57" w:type="dxa"/>
+              <w:bottom w:w="57" w:type="dxa"/>
+              <w:right w:w="57" w:type="dxa"/>
+            </w:tcMar>
           </w:tcPr>
           <w:p>
             <w:r>
+              <w:rPr>
+                <w:rFonts w:ascii="Arial" w:hAnsi="Arial" w:cs="Arial"/>
+                <w:color w:val="000000"/>
+                <w:sz w:val="20"/>
+              </w:rPr>
               <w:t>High resolution (low compression)</w:t>
             </w:r>
           </w:p>
@@ -1356,9 +2297,20 @@
         <w:tc>
           <w:tcPr>
             <w:tcW w:type="dxa" w:w="2328"/>
+            <w:tcMar>
+              <w:top w:w="57" w:type="dxa"/>
+              <w:left w:w="57" w:type="dxa"/>
+              <w:bottom w:w="57" w:type="dxa"/>
+              <w:right w:w="57" w:type="dxa"/>
+            </w:tcMar>
           </w:tcPr>
           <w:p>
             <w:r>
+              <w:rPr>
+                <w:rFonts w:ascii="Arial" w:hAnsi="Arial" w:cs="Arial"/>
+                <w:color w:val="000000"/>
+                <w:sz w:val="20"/>
+              </w:rPr>
               <w:t>ProRes 422 HQ, DNxHR HQ</w:t>
             </w:r>
           </w:p>
@@ -1366,9 +2318,20 @@
         <w:tc>
           <w:tcPr>
             <w:tcW w:type="dxa" w:w="2328"/>
+            <w:tcMar>
+              <w:top w:w="57" w:type="dxa"/>
+              <w:left w:w="57" w:type="dxa"/>
+              <w:bottom w:w="57" w:type="dxa"/>
+              <w:right w:w="57" w:type="dxa"/>
+            </w:tcMar>
           </w:tcPr>
           <w:p>
             <w:r>
+              <w:rPr>
+                <w:rFonts w:ascii="Arial" w:hAnsi="Arial" w:cs="Arial"/>
+                <w:color w:val="000000"/>
+                <w:sz w:val="20"/>
+              </w:rPr>
               <w:t>Kualiti tinggi, saiz terurus, sesuai untuk *master editing*</w:t>
             </w:r>
           </w:p>
@@ -1376,21 +2339,46 @@
         <w:tc>
           <w:tcPr>
             <w:tcW w:type="dxa" w:w="2328"/>
+            <w:tcMar>
+              <w:top w:w="57" w:type="dxa"/>
+              <w:left w:w="57" w:type="dxa"/>
+              <w:bottom w:w="57" w:type="dxa"/>
+              <w:right w:w="57" w:type="dxa"/>
+            </w:tcMar>
           </w:tcPr>
           <w:p>
             <w:r>
+              <w:rPr>
+                <w:rFonts w:ascii="Arial" w:hAnsi="Arial" w:cs="Arial"/>
+                <w:color w:val="000000"/>
+                <w:sz w:val="20"/>
+              </w:rPr>
               <w:t>Masih besar untuk komputer rendah spesifikasi</w:t>
             </w:r>
           </w:p>
         </w:tc>
       </w:tr>
       <w:tr>
+        <w:trPr>
+          <w:cantSplit w:val="true"/>
+        </w:trPr>
         <w:tc>
           <w:tcPr>
             <w:tcW w:type="dxa" w:w="2328"/>
+            <w:tcMar>
+              <w:top w:w="57" w:type="dxa"/>
+              <w:left w:w="57" w:type="dxa"/>
+              <w:bottom w:w="57" w:type="dxa"/>
+              <w:right w:w="57" w:type="dxa"/>
+            </w:tcMar>
           </w:tcPr>
           <w:p>
             <w:r>
+              <w:rPr>
+                <w:rFonts w:ascii="Arial" w:hAnsi="Arial" w:cs="Arial"/>
+                <w:color w:val="000000"/>
+                <w:sz w:val="20"/>
+              </w:rPr>
               <w:t>Low resolution (proxy)</w:t>
             </w:r>
           </w:p>
@@ -1398,9 +2386,20 @@
         <w:tc>
           <w:tcPr>
             <w:tcW w:type="dxa" w:w="2328"/>
+            <w:tcMar>
+              <w:top w:w="57" w:type="dxa"/>
+              <w:left w:w="57" w:type="dxa"/>
+              <w:bottom w:w="57" w:type="dxa"/>
+              <w:right w:w="57" w:type="dxa"/>
+            </w:tcMar>
           </w:tcPr>
           <w:p>
             <w:r>
+              <w:rPr>
+                <w:rFonts w:ascii="Arial" w:hAnsi="Arial" w:cs="Arial"/>
+                <w:color w:val="000000"/>
+                <w:sz w:val="20"/>
+              </w:rPr>
               <w:t>H.264 1/4 atau 1/2 resolusi asal</w:t>
             </w:r>
           </w:p>
@@ -1408,9 +2407,20 @@
         <w:tc>
           <w:tcPr>
             <w:tcW w:type="dxa" w:w="2328"/>
+            <w:tcMar>
+              <w:top w:w="57" w:type="dxa"/>
+              <w:left w:w="57" w:type="dxa"/>
+              <w:bottom w:w="57" w:type="dxa"/>
+              <w:right w:w="57" w:type="dxa"/>
+            </w:tcMar>
           </w:tcPr>
           <w:p>
             <w:r>
+              <w:rPr>
+                <w:rFonts w:ascii="Arial" w:hAnsi="Arial" w:cs="Arial"/>
+                <w:color w:val="000000"/>
+                <w:sz w:val="20"/>
+              </w:rPr>
               <w:t>Saiz kecil, pantas diedit</w:t>
             </w:r>
           </w:p>
@@ -1418,9 +2428,20 @@
         <w:tc>
           <w:tcPr>
             <w:tcW w:type="dxa" w:w="2328"/>
+            <w:tcMar>
+              <w:top w:w="57" w:type="dxa"/>
+              <w:left w:w="57" w:type="dxa"/>
+              <w:bottom w:w="57" w:type="dxa"/>
+              <w:right w:w="57" w:type="dxa"/>
+            </w:tcMar>
           </w:tcPr>
           <w:p>
             <w:r>
+              <w:rPr>
+                <w:rFonts w:ascii="Arial" w:hAnsi="Arial" w:cs="Arial"/>
+                <w:color w:val="000000"/>
+                <w:sz w:val="20"/>
+              </w:rPr>
               <w:t>Kualiti visual rendah, perlu *relink* ke fail asal sebelum output akhir</w:t>
             </w:r>
           </w:p>
@@ -1428,37 +2449,74 @@
       </w:tr>
     </w:tbl>
     <w:p>
+      <w:pPr>
+        <w:spacing w:before="120" w:after="120" w:line="276" w:lineRule="auto"/>
+        <w:jc w:val="left"/>
+      </w:pPr>
       <w:r>
         <w:rPr>
+          <w:rFonts w:ascii="Arial" w:hAnsi="Arial" w:cs="Arial"/>
           <w:b/>
-          <w:sz w:val="26"/>
+          <w:color w:val="000000"/>
+          <w:sz w:val="22"/>
         </w:rPr>
         <w:t>2. Pemilihan Mampatan Mengikut Peringkat Kerja</w:t>
       </w:r>
     </w:p>
     <w:p>
+      <w:pPr>
+        <w:spacing w:line="276" w:lineRule="auto" w:after="120"/>
+        <w:jc w:val="left"/>
+      </w:pPr>
       <w:r>
+        <w:rPr>
+          <w:rFonts w:ascii="Arial" w:hAnsi="Arial" w:cs="Arial"/>
+          <w:color w:val="000000"/>
+          <w:sz w:val="22"/>
+        </w:rPr>
         <w:t>Editor perlu menentukan jenis mampatan yang sesuai berdasarkan peringkat kerja (offline vs online) dan keupayaan perkakasan studio, kemudian menukar (*convert*) footage asal kepada format yang dipilih mengikut keperluan projek sebelum proses digitisasi/log dijalankan (rujuk WA3 dan WA1).</w:t>
       </w:r>
     </w:p>
     <w:p>
+      <w:pPr>
+        <w:spacing w:before="120" w:after="120" w:line="276" w:lineRule="auto"/>
+        <w:jc w:val="left"/>
+      </w:pPr>
       <w:r>
         <w:rPr>
+          <w:rFonts w:ascii="Arial" w:hAnsi="Arial" w:cs="Arial"/>
           <w:b/>
-          <w:sz w:val="26"/>
+          <w:color w:val="000000"/>
+          <w:sz w:val="22"/>
         </w:rPr>
         <w:t>3. Rumusan</w:t>
       </w:r>
     </w:p>
     <w:p>
+      <w:pPr>
+        <w:spacing w:line="276" w:lineRule="auto" w:after="120"/>
+        <w:jc w:val="left"/>
+      </w:pPr>
       <w:r>
+        <w:rPr>
+          <w:rFonts w:ascii="Arial" w:hAnsi="Arial" w:cs="Arial"/>
+          <w:color w:val="000000"/>
+          <w:sz w:val="22"/>
+        </w:rPr>
         <w:t>Uncompressed digunakan untuk kualiti maksimum semasa online edit, high resolution untuk master editing, dan low resolution (proxy) untuk offline edit yang pantas. Pemilihan yang tepat mengimbangi kualiti visual dengan kecekapan storan dan prestasi komputer.</w:t>
       </w:r>
     </w:p>
     <w:p>
+      <w:pPr>
+        <w:spacing w:before="120" w:after="120" w:line="276" w:lineRule="auto"/>
+        <w:jc w:val="left"/>
+      </w:pPr>
       <w:r>
         <w:rPr>
+          <w:rFonts w:ascii="Arial" w:hAnsi="Arial" w:cs="Arial"/>
           <w:b/>
+          <w:color w:val="000000"/>
+          <w:sz w:val="22"/>
         </w:rPr>
         <w:t>SOALAN:</w:t>
       </w:r>
@@ -1466,147 +2524,321 @@
     <w:p>
       <w:pPr>
         <w:pStyle w:val="ListParagraph"/>
+        <w:spacing w:line="276" w:lineRule="auto" w:after="40"/>
+        <w:ind w:left="357" w:hanging="357"/>
+        <w:jc w:val="left"/>
       </w:pPr>
       <w:r>
+        <w:rPr>
+          <w:rFonts w:ascii="Arial" w:hAnsi="Arial" w:cs="Arial"/>
+          <w:color w:val="000000"/>
+          <w:sz w:val="22"/>
+        </w:rPr>
         <w:t>• Soalan: Mengapa sesetengah studio memilih untuk menggunakan fail proxy berresolusi rendah semasa proses offline edit walaupun footage asal berformat 4K?</w:t>
       </w:r>
     </w:p>
     <w:p>
+      <w:pPr>
+        <w:spacing w:line="276" w:lineRule="auto" w:after="120"/>
+        <w:jc w:val="left"/>
+      </w:pPr>
       <w:r>
+        <w:rPr>
+          <w:rFonts w:ascii="Arial" w:hAnsi="Arial" w:cs="Arial"/>
+          <w:color w:val="000000"/>
+          <w:sz w:val="22"/>
+        </w:rPr>
         <w:t>Jawapan model: Fail proxy mengurangkan beban pemprosesan komputer (storan, GPU, CPU) supaya penyuntingan lebih lancar tanpa *lag*; fail asal 4K/uncompressed hanya digunakan semula semasa peringkat online conform untuk kualiti akhir.</w:t>
       </w:r>
     </w:p>
     <w:p>
       <w:pPr>
         <w:pStyle w:val="ListParagraph"/>
+        <w:spacing w:line="276" w:lineRule="auto" w:after="40"/>
+        <w:ind w:left="357" w:hanging="357"/>
+        <w:jc w:val="left"/>
       </w:pPr>
       <w:r>
+        <w:rPr>
+          <w:rFonts w:ascii="Arial" w:hAnsi="Arial" w:cs="Arial"/>
+          <w:color w:val="000000"/>
+          <w:sz w:val="22"/>
+        </w:rPr>
         <w:t>• Soalan: Apakah tiga faktor perkakasan yang perlu disemak Editor sebelum menukar footage kepada format editing tertentu?</w:t>
       </w:r>
     </w:p>
     <w:p>
+      <w:pPr>
+        <w:spacing w:line="276" w:lineRule="auto" w:after="120"/>
+        <w:jc w:val="left"/>
+      </w:pPr>
       <w:r>
+        <w:rPr>
+          <w:rFonts w:ascii="Arial" w:hAnsi="Arial" w:cs="Arial"/>
+          <w:color w:val="000000"/>
+          <w:sz w:val="22"/>
+        </w:rPr>
         <w:t>Jawapan model: Keupayaan GPU (pemprosesan grafik), kapasiti dan kelajuan storan (SSD/NVMe), serta RAM/CPU untuk kelajuan transcoding dan pratonton lancar.</w:t>
       </w:r>
     </w:p>
     <w:p>
       <w:pPr>
         <w:pStyle w:val="ListParagraph"/>
+        <w:spacing w:line="276" w:lineRule="auto" w:after="40"/>
+        <w:ind w:left="357" w:hanging="357"/>
+        <w:jc w:val="left"/>
       </w:pPr>
       <w:r>
+        <w:rPr>
+          <w:rFonts w:ascii="Arial" w:hAnsi="Arial" w:cs="Arial"/>
+          <w:color w:val="000000"/>
+          <w:sz w:val="22"/>
+        </w:rPr>
         <w:t>• Soalan: Berikan satu contoh situasi di mana format uncompressed lebih sesuai berbanding format low resolution.</w:t>
       </w:r>
     </w:p>
     <w:p>
+      <w:pPr>
+        <w:spacing w:line="276" w:lineRule="auto" w:after="120"/>
+        <w:jc w:val="left"/>
+      </w:pPr>
       <w:r>
+        <w:rPr>
+          <w:rFonts w:ascii="Arial" w:hAnsi="Arial" w:cs="Arial"/>
+          <w:color w:val="000000"/>
+          <w:sz w:val="22"/>
+        </w:rPr>
         <w:t>Jawapan model: Semasa peringkat online edit/colour grading akhir yang memerlukan ketepatan warna dan kualiti maksimum untuk deliverable akhir kepada pelanggan/tayangan pawagam.</w:t>
       </w:r>
     </w:p>
     <w:p>
+      <w:pPr>
+        <w:spacing w:before="120" w:after="120" w:line="276" w:lineRule="auto"/>
+        <w:jc w:val="left"/>
+      </w:pPr>
       <w:r>
         <w:rPr>
+          <w:rFonts w:ascii="Arial" w:hAnsi="Arial" w:cs="Arial"/>
           <w:b/>
+          <w:color w:val="000000"/>
+          <w:sz w:val="22"/>
         </w:rPr>
         <w:t>RUJUKAN:</w:t>
       </w:r>
     </w:p>
     <w:p>
+      <w:pPr>
+        <w:spacing w:line="276" w:lineRule="auto" w:after="120"/>
+        <w:jc w:val="left"/>
+      </w:pPr>
       <w:r>
+        <w:rPr>
+          <w:rFonts w:ascii="Arial" w:hAnsi="Arial" w:cs="Arial"/>
+          <w:color w:val="000000"/>
+          <w:sz w:val="22"/>
+        </w:rPr>
         <w:t>Rujukan CoCU (verbatim daripada 00-noss-extract.md):</w:t>
       </w:r>
     </w:p>
     <w:p>
       <w:pPr>
         <w:pStyle w:val="ListParagraph"/>
+        <w:spacing w:line="276" w:lineRule="auto" w:after="40"/>
+        <w:ind w:left="357" w:hanging="357"/>
+        <w:jc w:val="left"/>
       </w:pPr>
       <w:r>
+        <w:rPr>
+          <w:rFonts w:ascii="Arial" w:hAnsi="Arial" w:cs="Arial"/>
+          <w:color w:val="000000"/>
+          <w:sz w:val="22"/>
+        </w:rPr>
         <w:t>• Wells, P. (2007). *Digital video editing: A user's guide* (1st ed.). Crowood Press. ISBN 978-1861269522</w:t>
       </w:r>
     </w:p>
     <w:p>
       <w:pPr>
         <w:pStyle w:val="ListParagraph"/>
+        <w:spacing w:line="276" w:lineRule="auto" w:after="40"/>
+        <w:ind w:left="357" w:hanging="357"/>
+        <w:jc w:val="left"/>
       </w:pPr>
       <w:r>
+        <w:rPr>
+          <w:rFonts w:ascii="Arial" w:hAnsi="Arial" w:cs="Arial"/>
+          <w:color w:val="000000"/>
+          <w:sz w:val="22"/>
+        </w:rPr>
         <w:t>• Kauffmann, S., &amp; Kennedy, A. (2012). *Avid editing: A guide for beginning and intermediate users* (4th ed.). Focal Press. ISBN 978-0240818566</w:t>
       </w:r>
     </w:p>
     <w:p>
       <w:pPr>
         <w:pStyle w:val="ListParagraph"/>
+        <w:spacing w:line="276" w:lineRule="auto" w:after="40"/>
+        <w:ind w:left="357" w:hanging="357"/>
+        <w:jc w:val="left"/>
       </w:pPr>
       <w:r>
+        <w:rPr>
+          <w:rFonts w:ascii="Arial" w:hAnsi="Arial" w:cs="Arial"/>
+          <w:color w:val="000000"/>
+          <w:sz w:val="22"/>
+        </w:rPr>
         <w:t>• Dancyger, K. (2010). *The technique of film and video editing: History, theory, and practice* (5th ed.). Focal Press. ISBN 978-0240813974</w:t>
       </w:r>
     </w:p>
     <w:p>
       <w:pPr>
         <w:pStyle w:val="ListParagraph"/>
+        <w:spacing w:line="276" w:lineRule="auto" w:after="40"/>
+        <w:ind w:left="357" w:hanging="357"/>
+        <w:jc w:val="left"/>
       </w:pPr>
       <w:r>
+        <w:rPr>
+          <w:rFonts w:ascii="Arial" w:hAnsi="Arial" w:cs="Arial"/>
+          <w:color w:val="000000"/>
+          <w:sz w:val="22"/>
+        </w:rPr>
         <w:t>• Chandler, G. (2009). *Film editing: Great cuts every filmmaker and movie lover must know* (1st ed.). Michael Wiese Productions. ISBN 978-1932907629</w:t>
       </w:r>
     </w:p>
     <w:p>
       <w:pPr>
         <w:pStyle w:val="ListParagraph"/>
+        <w:spacing w:line="276" w:lineRule="auto" w:after="40"/>
+        <w:ind w:left="357" w:hanging="357"/>
+        <w:jc w:val="left"/>
       </w:pPr>
       <w:r>
+        <w:rPr>
+          <w:rFonts w:ascii="Arial" w:hAnsi="Arial" w:cs="Arial"/>
+          <w:color w:val="000000"/>
+          <w:sz w:val="22"/>
+        </w:rPr>
         <w:t>• Pearlman, K. (2009). *Cutting rhythms: Shaping the film edit* (1st ed.). Focal Press. ISBN 978-0240810140</w:t>
       </w:r>
     </w:p>
     <w:p>
       <w:pPr>
         <w:pStyle w:val="ListParagraph"/>
+        <w:spacing w:line="276" w:lineRule="auto" w:after="40"/>
+        <w:ind w:left="357" w:hanging="357"/>
+        <w:jc w:val="left"/>
       </w:pPr>
       <w:r>
+        <w:rPr>
+          <w:rFonts w:ascii="Arial" w:hAnsi="Arial" w:cs="Arial"/>
+          <w:color w:val="000000"/>
+          <w:sz w:val="22"/>
+        </w:rPr>
         <w:t>• Coleman, L., &amp; Friedberg, D. (2010). *Make the cut: A guide to becoming a successful assistant editor in film and TV* (1st ed.). Focal Press. ISBN 978-0240813981</w:t>
       </w:r>
     </w:p>
     <w:p>
       <w:pPr>
         <w:pStyle w:val="ListParagraph"/>
+        <w:spacing w:line="276" w:lineRule="auto" w:after="40"/>
+        <w:ind w:left="357" w:hanging="357"/>
+        <w:jc w:val="left"/>
       </w:pPr>
       <w:r>
+        <w:rPr>
+          <w:rFonts w:ascii="Arial" w:hAnsi="Arial" w:cs="Arial"/>
+          <w:color w:val="000000"/>
+          <w:sz w:val="22"/>
+        </w:rPr>
         <w:t>• Rosenberg, J. (2010). *The healthy edit: Creative editing techniques for perfecting your movie* (1st ed.). Focal Press. ISBN 978-0240814469</w:t>
       </w:r>
     </w:p>
     <w:p>
+      <w:pPr>
+        <w:spacing w:line="276" w:lineRule="auto" w:after="120"/>
+        <w:jc w:val="left"/>
+      </w:pPr>
       <w:r>
+        <w:rPr>
+          <w:rFonts w:ascii="Arial" w:hAnsi="Arial" w:cs="Arial"/>
+          <w:color w:val="000000"/>
+          <w:sz w:val="22"/>
+        </w:rPr>
         <w:t>Rujukan tambahan (industri, disahkan wujud):</w:t>
       </w:r>
     </w:p>
     <w:p>
       <w:pPr>
         <w:pStyle w:val="ListParagraph"/>
+        <w:spacing w:line="276" w:lineRule="auto" w:after="40"/>
+        <w:ind w:left="357" w:hanging="357"/>
+        <w:jc w:val="left"/>
       </w:pPr>
       <w:r>
+        <w:rPr>
+          <w:rFonts w:ascii="Arial" w:hAnsi="Arial" w:cs="Arial"/>
+          <w:color w:val="000000"/>
+          <w:sz w:val="22"/>
+        </w:rPr>
         <w:t>• Ohanian, T. A., &amp; Phillips, M. E. (2000). *Digital Filmmaking: The Changing Art and Craft of Making Motion Pictures* (2nd ed.). Focal Press.</w:t>
       </w:r>
     </w:p>
     <w:p>
       <w:pPr>
         <w:pStyle w:val="ListParagraph"/>
+        <w:spacing w:line="276" w:lineRule="auto" w:after="40"/>
+        <w:ind w:left="357" w:hanging="357"/>
+        <w:jc w:val="left"/>
       </w:pPr>
       <w:r>
+        <w:rPr>
+          <w:rFonts w:ascii="Arial" w:hAnsi="Arial" w:cs="Arial"/>
+          <w:color w:val="000000"/>
+          <w:sz w:val="22"/>
+        </w:rPr>
         <w:t>• Long, B., &amp; Schenk, S. (2010). *The Digital Filmmaking Handbook* (4th ed.). Course Technology PTR.</w:t>
       </w:r>
     </w:p>
     <w:p>
       <w:pPr>
         <w:pStyle w:val="ListParagraph"/>
+        <w:spacing w:line="276" w:lineRule="auto" w:after="40"/>
+        <w:ind w:left="357" w:hanging="357"/>
+        <w:jc w:val="left"/>
       </w:pPr>
       <w:r>
+        <w:rPr>
+          <w:rFonts w:ascii="Arial" w:hAnsi="Arial" w:cs="Arial"/>
+          <w:color w:val="000000"/>
+          <w:sz w:val="22"/>
+        </w:rPr>
         <w:t>• Ascher, S., &amp; Pincus, E. (2012). *The Filmmaker's Handbook: A Comprehensive Guide for the Digital Age*. Plume.</w:t>
       </w:r>
     </w:p>
     <w:p>
+      <w:pPr>
+        <w:spacing w:line="276" w:lineRule="auto" w:after="120"/>
+        <w:jc w:val="left"/>
+      </w:pPr>
       <w:r>
+        <w:rPr>
+          <w:rFonts w:ascii="Arial" w:hAnsi="Arial" w:cs="Arial"/>
+          <w:color w:val="000000"/>
+          <w:sz w:val="22"/>
+        </w:rPr>
         <w:t>---</w:t>
       </w:r>
     </w:p>
     <w:p>
+      <w:pPr>
+        <w:spacing w:line="276" w:lineRule="auto" w:after="120"/>
+        <w:jc w:val="left"/>
+      </w:pPr>
       <w:r>
+        <w:rPr>
+          <w:rFonts w:ascii="Arial" w:hAnsi="Arial" w:cs="Arial"/>
+          <w:color w:val="000000"/>
+          <w:sz w:val="22"/>
+        </w:rPr>
         <w:t>⟪TBD: Nama syarikat/studio Bakat ADI — perlu disahkan Jay sebelum hantar Lampiran 5⟫</w:t>
       </w:r>
     </w:p>
